--- a/Documentación/PROYECTO INTEGRADO MANUAL DE USUARIO.docx
+++ b/Documentación/PROYECTO INTEGRADO MANUAL DE USUARIO.docx
@@ -103,7 +103,7 @@
           <w:sz w:val="36"/>
           <w:szCs w:val="36"/>
         </w:rPr>
-        <w:t>DOCUMENTACIÓN</w:t>
+        <w:t>MANUAL DE USUARIO</w:t>
       </w:r>
     </w:p>
     <w:p>
@@ -383,6 +383,17 @@
     </w:p>
     <w:p>
       <w:pPr>
+        <w:jc w:val="center"/>
+        <w:rPr>
+          <w:b/>
+          <w:bCs/>
+          <w:sz w:val="36"/>
+          <w:szCs w:val="36"/>
+        </w:rPr>
+      </w:pPr>
+    </w:p>
+    <w:p>
+      <w:pPr>
         <w:rPr>
           <w:b/>
           <w:bCs/>
@@ -392,16 +403,29 @@
         <w:rPr>
           <w:b/>
           <w:bCs/>
-          <w:u w:val="single"/>
         </w:rPr>
-        <w:t>Importante:</w:t>
+        <w:t xml:space="preserve">Esta documentación recoge </w:t>
       </w:r>
       <w:r>
         <w:rPr>
           <w:b/>
           <w:bCs/>
         </w:rPr>
-        <w:t xml:space="preserve"> Esta documentación no recoge una explicación detallada del código, ya que este viene debidamente comentado dentro del mismo, en el archivo .zip adjunto a la entrega.</w:t>
+        <w:t>c</w:t>
+      </w:r>
+      <w:r>
+        <w:rPr>
+          <w:b/>
+          <w:bCs/>
+        </w:rPr>
+        <w:t>ó</w:t>
+      </w:r>
+      <w:r>
+        <w:rPr>
+          <w:b/>
+          <w:bCs/>
+        </w:rPr>
+        <w:t>mo funciona la aplicación</w:t>
       </w:r>
     </w:p>
     <w:p>
@@ -409,7 +433,7 @@
         <w:pStyle w:val="Prrafodelista"/>
         <w:numPr>
           <w:ilvl w:val="0"/>
-          <w:numId w:val="2"/>
+          <w:numId w:val="16"/>
         </w:numPr>
         <w:rPr>
           <w:b/>
@@ -426,65 +450,40 @@
           <w:szCs w:val="28"/>
         </w:rPr>
         <w:lastRenderedPageBreak/>
-        <w:t>Reunión inicial</w:t>
-      </w:r>
-    </w:p>
-    <w:p>
-      <w:r>
-        <w:t xml:space="preserve">Este proyecto </w:t>
-      </w:r>
-      <w:r>
-        <w:t>integrado tiene como objetivo</w:t>
-      </w:r>
-      <w:r>
-        <w:t xml:space="preserve"> crear una aplicación web</w:t>
-      </w:r>
-      <w:r>
-        <w:t xml:space="preserve"> llamada </w:t>
-      </w:r>
+        <w:t>Presentación</w:t>
+      </w:r>
+    </w:p>
+    <w:p>
       <w:proofErr w:type="spellStart"/>
       <w:r>
+        <w:rPr>
+          <w:b/>
+          <w:bCs/>
+        </w:rPr>
         <w:t>ActiveSpain</w:t>
       </w:r>
       <w:proofErr w:type="spellEnd"/>
       <w:r>
-        <w:t xml:space="preserve"> que ponga en contacto OFERTANTES (quienes publican actividades: rutas, aventura, yincanas, </w:t>
+        <w:t xml:space="preserve"> es una plataforma web que conecta ofertantes de actividades de ocio y aventura —guías, pequeñas empresas y particulares— con consumidores que buscan experiencias únicas en España. La aplicación permite publicar y buscar actividades (rutas, yincanas, juegos de rol en vivo, actividades de aventura como barranquismo, </w:t>
       </w:r>
       <w:proofErr w:type="spellStart"/>
       <w:r>
-        <w:t>etc</w:t>
+        <w:t>ferratas</w:t>
       </w:r>
       <w:proofErr w:type="spellEnd"/>
       <w:r>
-        <w:t xml:space="preserve">) y CONSUMIDORES (personas que contratan o solicitan actividades). </w:t>
-      </w:r>
-      <w:r>
-        <w:t xml:space="preserve">Incluye </w:t>
-      </w:r>
-      <w:r>
-        <w:t>gestión de perfiles, publicación o búsqueda de ofertas y demandas y puesta en contacto (reserva/contacto).</w:t>
-      </w:r>
-    </w:p>
-    <w:p>
-      <w:r>
-        <w:t xml:space="preserve">El público al que va dirigido la aplicación es a particulares y pequeñas empresas/guías de ocio en España (usuarios con móvil u ordenador). </w:t>
-      </w:r>
-      <w:r>
-        <w:t>Prioriza una experiencia de usuario sencilla y búsqueda geolocalizada básica.</w:t>
+        <w:t>, tirolinas o rutas BTT), gestionar perfiles, publicar peticiones personalizadas y ponerse en contacto directamente entre ofertantes y consumidores.</w:t>
       </w:r>
     </w:p>
     <w:p/>
     <w:p>
-      <w:pPr>
-        <w:rPr>
-          <w:u w:val="single"/>
-        </w:rPr>
-      </w:pPr>
-      <w:r>
-        <w:rPr>
-          <w:u w:val="single"/>
-        </w:rPr>
-        <w:t>Alcance mínimo:</w:t>
+      <w:proofErr w:type="spellStart"/>
+      <w:r>
+        <w:t>ActiveSpain</w:t>
+      </w:r>
+      <w:proofErr w:type="spellEnd"/>
+      <w:r>
+        <w:t xml:space="preserve"> persigue dos objetivos principales: </w:t>
       </w:r>
     </w:p>
     <w:p>
@@ -492,11 +491,14 @@
         <w:pStyle w:val="Prrafodelista"/>
         <w:numPr>
           <w:ilvl w:val="0"/>
-          <w:numId w:val="1"/>
+          <w:numId w:val="18"/>
         </w:numPr>
       </w:pPr>
       <w:r>
-        <w:t>CRUD ofertantes.</w:t>
+        <w:t>F</w:t>
+      </w:r>
+      <w:r>
+        <w:t xml:space="preserve">acilitar a ofertantes la publicación y gestión eficiente de sus actividades </w:t>
       </w:r>
     </w:p>
     <w:p>
@@ -504,11 +506,83 @@
         <w:pStyle w:val="Prrafodelista"/>
         <w:numPr>
           <w:ilvl w:val="0"/>
-          <w:numId w:val="1"/>
+          <w:numId w:val="18"/>
         </w:numPr>
       </w:pPr>
       <w:r>
-        <w:t>CRUD consumidores.</w:t>
+        <w:t>A</w:t>
+      </w:r>
+      <w:r>
+        <w:t xml:space="preserve">yudar a consumidores a encontrar experiencias adecuadas a sus necesidades, por ubicación, tipo, fecha o presupuesto. </w:t>
+      </w:r>
+    </w:p>
+    <w:p>
+      <w:pPr>
+        <w:ind w:left="360"/>
+      </w:pPr>
+      <w:r>
+        <w:t>La interfaz prioriza la usabilidad, es responsiva y está diseñada para funcionar tanto en escritorio como en dispositivos móviles.</w:t>
+      </w:r>
+    </w:p>
+    <w:p/>
+    <w:p>
+      <w:r>
+        <w:t>Este manual explica paso a paso las funciones principales, detalla los roles y permisos, y ofrece soluciones a los problemas más habituales para que el usuario pueda usar la plataforma con confianza desde el primer momento.</w:t>
+      </w:r>
+    </w:p>
+    <w:p>
+      <w:r>
+        <w:rPr>
+          <w:noProof/>
+        </w:rPr>
+        <w:drawing>
+          <wp:inline distT="0" distB="0" distL="0" distR="0" wp14:anchorId="1726B367" wp14:editId="3A402356">
+            <wp:extent cx="5394960" cy="3825240"/>
+            <wp:effectExtent l="0" t="0" r="0" b="3810"/>
+            <wp:docPr id="1335773775" name="Imagen 2" descr="Sitio web&#10;&#10;El contenido generado por IA puede ser incorrecto."/>
+            <wp:cNvGraphicFramePr>
+              <a:graphicFrameLocks xmlns:a="http://schemas.openxmlformats.org/drawingml/2006/main" noChangeAspect="1"/>
+            </wp:cNvGraphicFramePr>
+            <a:graphic xmlns:a="http://schemas.openxmlformats.org/drawingml/2006/main">
+              <a:graphicData uri="http://schemas.openxmlformats.org/drawingml/2006/picture">
+                <pic:pic xmlns:pic="http://schemas.openxmlformats.org/drawingml/2006/picture">
+                  <pic:nvPicPr>
+                    <pic:cNvPr id="1335773775" name="Imagen 2" descr="Sitio web&#10;&#10;El contenido generado por IA puede ser incorrecto."/>
+                    <pic:cNvPicPr>
+                      <a:picLocks noChangeAspect="1" noChangeArrowheads="1"/>
+                    </pic:cNvPicPr>
+                  </pic:nvPicPr>
+                  <pic:blipFill>
+                    <a:blip r:embed="rId9" cstate="print">
+                      <a:extLst>
+                        <a:ext uri="{28A0092B-C50C-407E-A947-70E740481C1C}">
+                          <a14:useLocalDpi xmlns:a14="http://schemas.microsoft.com/office/drawing/2010/main" val="0"/>
+                        </a:ext>
+                      </a:extLst>
+                    </a:blip>
+                    <a:srcRect/>
+                    <a:stretch>
+                      <a:fillRect/>
+                    </a:stretch>
+                  </pic:blipFill>
+                  <pic:spPr bwMode="auto">
+                    <a:xfrm>
+                      <a:off x="0" y="0"/>
+                      <a:ext cx="5394960" cy="3825240"/>
+                    </a:xfrm>
+                    <a:prstGeom prst="rect">
+                      <a:avLst/>
+                    </a:prstGeom>
+                    <a:noFill/>
+                    <a:ln>
+                      <a:noFill/>
+                    </a:ln>
+                  </pic:spPr>
+                </pic:pic>
+              </a:graphicData>
+            </a:graphic>
+          </wp:inline>
+        </w:drawing>
       </w:r>
     </w:p>
     <w:p>
@@ -516,115 +590,7 @@
         <w:pStyle w:val="Prrafodelista"/>
         <w:numPr>
           <w:ilvl w:val="0"/>
-          <w:numId w:val="1"/>
-        </w:numPr>
-      </w:pPr>
-      <w:r>
-        <w:t xml:space="preserve">Interfaz </w:t>
-      </w:r>
-      <w:proofErr w:type="spellStart"/>
-      <w:r>
-        <w:t>front</w:t>
-      </w:r>
-      <w:r>
-        <w:t>-</w:t>
-      </w:r>
-      <w:r>
-        <w:t>end</w:t>
-      </w:r>
-      <w:proofErr w:type="spellEnd"/>
-      <w:r>
-        <w:t xml:space="preserve"> (HTML/CSS/JS/Angular) y back</w:t>
-      </w:r>
-      <w:r>
-        <w:t>-</w:t>
-      </w:r>
-      <w:proofErr w:type="spellStart"/>
-      <w:r>
-        <w:t>end</w:t>
-      </w:r>
-      <w:proofErr w:type="spellEnd"/>
-      <w:r>
-        <w:t xml:space="preserve"> (</w:t>
-      </w:r>
-      <w:r>
-        <w:t>modelos y servicios en PHP</w:t>
-      </w:r>
-      <w:r>
-        <w:t>).</w:t>
-      </w:r>
-    </w:p>
-    <w:p>
-      <w:pPr>
-        <w:pStyle w:val="Prrafodelista"/>
-        <w:numPr>
-          <w:ilvl w:val="0"/>
-          <w:numId w:val="1"/>
-        </w:numPr>
-      </w:pPr>
-      <w:r>
-        <w:t>Base de datos relacional (MySQL).</w:t>
-      </w:r>
-    </w:p>
-    <w:p>
-      <w:pPr>
-        <w:pStyle w:val="Prrafodelista"/>
-        <w:numPr>
-          <w:ilvl w:val="0"/>
-          <w:numId w:val="1"/>
-        </w:numPr>
-      </w:pPr>
-      <w:r>
-        <w:t xml:space="preserve">Documentación básica (UML, </w:t>
-      </w:r>
-      <w:r>
-        <w:t xml:space="preserve">modelo </w:t>
-      </w:r>
-      <w:r>
-        <w:t>ER, manual de usuario).</w:t>
-      </w:r>
-    </w:p>
-    <w:p>
-      <w:pPr>
-        <w:pStyle w:val="Prrafodelista"/>
-        <w:numPr>
-          <w:ilvl w:val="0"/>
-          <w:numId w:val="1"/>
-        </w:numPr>
-      </w:pPr>
-      <w:proofErr w:type="spellStart"/>
-      <w:r>
-        <w:t>Deploy</w:t>
-      </w:r>
-      <w:proofErr w:type="spellEnd"/>
-      <w:r>
-        <w:t xml:space="preserve"> en GitHub + hosting</w:t>
-      </w:r>
-      <w:r>
-        <w:t xml:space="preserve"> </w:t>
-      </w:r>
-      <w:r>
-        <w:t xml:space="preserve">gratuito </w:t>
-      </w:r>
-      <w:r>
-        <w:t xml:space="preserve">en </w:t>
-      </w:r>
-      <w:proofErr w:type="spellStart"/>
-      <w:r>
-        <w:t>InfinityFree</w:t>
-      </w:r>
-      <w:proofErr w:type="spellEnd"/>
-      <w:r>
-        <w:t xml:space="preserve"> (mínimo: despliegue funcional en un servidor o servicio web).</w:t>
-      </w:r>
-    </w:p>
-    <w:p/>
-    <w:p>
-      <w:pPr>
-        <w:pStyle w:val="Prrafodelista"/>
-        <w:numPr>
-          <w:ilvl w:val="0"/>
-          <w:numId w:val="2"/>
+          <w:numId w:val="16"/>
         </w:numPr>
         <w:rPr>
           <w:b/>
@@ -640,21 +606,8 @@
           <w:sz w:val="28"/>
           <w:szCs w:val="28"/>
         </w:rPr>
-        <w:t>Requerimientos básicos</w:t>
-      </w:r>
-    </w:p>
-    <w:p>
-      <w:r>
-        <w:t>Ordenadas por prioridad, cada funcionalidad incluye</w:t>
-      </w:r>
-      <w:r>
-        <w:t xml:space="preserve"> su</w:t>
-      </w:r>
-      <w:r>
-        <w:t xml:space="preserve"> criterio de aceptación</w:t>
-      </w:r>
-      <w:r>
-        <w:t>:</w:t>
+        <w:lastRenderedPageBreak/>
+        <w:t>Acceso y autenticación</w:t>
       </w:r>
     </w:p>
     <w:p>
@@ -662,31 +615,77 @@
         <w:pStyle w:val="Prrafodelista"/>
         <w:numPr>
           <w:ilvl w:val="0"/>
-          <w:numId w:val="3"/>
+          <w:numId w:val="20"/>
         </w:numPr>
+      </w:pPr>
+      <w:r>
+        <w:t>Registro:</w:t>
+      </w:r>
+    </w:p>
+    <w:p>
+      <w:pPr>
+        <w:pStyle w:val="Prrafodelista"/>
+      </w:pPr>
+      <w:r>
+        <w:t>En la sección Entrar / Registrar, pulsar sobre el botón de ‘Registrar’.</w:t>
+      </w:r>
+    </w:p>
+    <w:p>
+      <w:pPr>
+        <w:pStyle w:val="Prrafodelista"/>
+      </w:pPr>
+      <w:r>
         <w:rPr>
-          <w:u w:val="single"/>
+          <w:noProof/>
         </w:rPr>
-      </w:pPr>
-      <w:r>
-        <w:rPr>
-          <w:u w:val="single"/>
-        </w:rPr>
-        <w:t xml:space="preserve">Registro / </w:t>
-      </w:r>
-      <w:proofErr w:type="spellStart"/>
-      <w:r>
-        <w:rPr>
-          <w:u w:val="single"/>
-        </w:rPr>
-        <w:t>Login</w:t>
-      </w:r>
-      <w:proofErr w:type="spellEnd"/>
-      <w:r>
-        <w:rPr>
-          <w:u w:val="single"/>
-        </w:rPr>
-        <w:t xml:space="preserve"> – roles</w:t>
+        <w:drawing>
+          <wp:inline distT="0" distB="0" distL="0" distR="0" wp14:anchorId="44E23E0F" wp14:editId="3156A6B5">
+            <wp:extent cx="5394960" cy="3253740"/>
+            <wp:effectExtent l="0" t="0" r="0" b="3810"/>
+            <wp:docPr id="1772566322" name="Imagen 3"/>
+            <wp:cNvGraphicFramePr>
+              <a:graphicFrameLocks xmlns:a="http://schemas.openxmlformats.org/drawingml/2006/main" noChangeAspect="1"/>
+            </wp:cNvGraphicFramePr>
+            <a:graphic xmlns:a="http://schemas.openxmlformats.org/drawingml/2006/main">
+              <a:graphicData uri="http://schemas.openxmlformats.org/drawingml/2006/picture">
+                <pic:pic xmlns:pic="http://schemas.openxmlformats.org/drawingml/2006/picture">
+                  <pic:nvPicPr>
+                    <pic:cNvPr id="0" name="Picture 2"/>
+                    <pic:cNvPicPr>
+                      <a:picLocks noChangeAspect="1" noChangeArrowheads="1"/>
+                    </pic:cNvPicPr>
+                  </pic:nvPicPr>
+                  <pic:blipFill>
+                    <a:blip r:embed="rId10" cstate="print">
+                      <a:extLst>
+                        <a:ext uri="{28A0092B-C50C-407E-A947-70E740481C1C}">
+                          <a14:useLocalDpi xmlns:a14="http://schemas.microsoft.com/office/drawing/2010/main" val="0"/>
+                        </a:ext>
+                      </a:extLst>
+                    </a:blip>
+                    <a:srcRect/>
+                    <a:stretch>
+                      <a:fillRect/>
+                    </a:stretch>
+                  </pic:blipFill>
+                  <pic:spPr bwMode="auto">
+                    <a:xfrm>
+                      <a:off x="0" y="0"/>
+                      <a:ext cx="5394960" cy="3253740"/>
+                    </a:xfrm>
+                    <a:prstGeom prst="rect">
+                      <a:avLst/>
+                    </a:prstGeom>
+                    <a:noFill/>
+                    <a:ln>
+                      <a:noFill/>
+                    </a:ln>
+                  </pic:spPr>
+                </pic:pic>
+              </a:graphicData>
+            </a:graphic>
+          </wp:inline>
+        </w:drawing>
       </w:r>
     </w:p>
     <w:p>
@@ -694,78 +693,90 @@
         <w:pStyle w:val="Prrafodelista"/>
       </w:pPr>
       <w:r>
-        <w:t>Como usuario quiero registrarme e iniciar sesión con rol ofertante o consumidor.</w:t>
+        <w:t>Los campos nombre, email, contraseña y rol son necesarios, el email debe ser válido y la contraseña debe tener un mínimo de 6 dígitos o letras. Una vez rellenados los datos, pulsar sobre ‘Registrar’ y su usuario será añadido a la base de datos.</w:t>
       </w:r>
     </w:p>
     <w:p>
       <w:pPr>
         <w:pStyle w:val="Prrafodelista"/>
       </w:pPr>
-      <w:r>
-        <w:t xml:space="preserve">Criterio de aceptación: registro con email + contraseña + rol, </w:t>
-      </w:r>
-      <w:proofErr w:type="spellStart"/>
-      <w:r>
-        <w:t>login</w:t>
-      </w:r>
-      <w:proofErr w:type="spellEnd"/>
-      <w:r>
-        <w:t xml:space="preserve"> con </w:t>
-      </w:r>
-      <w:r>
-        <w:t>JWT</w:t>
-      </w:r>
-      <w:r>
-        <w:t>, protección de rutas por rol</w:t>
-      </w:r>
-      <w:r>
-        <w:t xml:space="preserve">, </w:t>
-      </w:r>
-      <w:r>
-        <w:t xml:space="preserve">contraseña </w:t>
-      </w:r>
-      <w:r>
-        <w:t xml:space="preserve">protegida </w:t>
-      </w:r>
-      <w:r>
-        <w:t xml:space="preserve">con </w:t>
-      </w:r>
-      <w:proofErr w:type="spellStart"/>
-      <w:proofErr w:type="gramStart"/>
-      <w:r>
-        <w:t>password</w:t>
-      </w:r>
-      <w:proofErr w:type="gramEnd"/>
-      <w:r>
-        <w:t>_hash</w:t>
-      </w:r>
-      <w:proofErr w:type="spellEnd"/>
-      <w:r>
-        <w:t>, longitud mínima, validación de emai</w:t>
-      </w:r>
-      <w:r>
-        <w:t>l</w:t>
-      </w:r>
-      <w:r>
-        <w:t>.</w:t>
-      </w:r>
     </w:p>
     <w:p>
       <w:pPr>
         <w:pStyle w:val="Prrafodelista"/>
         <w:numPr>
           <w:ilvl w:val="0"/>
-          <w:numId w:val="3"/>
+          <w:numId w:val="20"/>
         </w:numPr>
+      </w:pPr>
+      <w:r>
+        <w:t>Iniciar sesión:</w:t>
+      </w:r>
+    </w:p>
+    <w:p>
+      <w:pPr>
+        <w:pStyle w:val="Prrafodelista"/>
+      </w:pPr>
+      <w:r>
+        <w:t>Dentro de la misma sección, usted puede pulsar sobre el botón ‘Iniciar sesión’.</w:t>
+      </w:r>
+    </w:p>
+    <w:p>
+      <w:pPr>
+        <w:pStyle w:val="Prrafodelista"/>
+      </w:pPr>
+      <w:r>
         <w:rPr>
-          <w:u w:val="single"/>
+          <w:noProof/>
         </w:rPr>
-      </w:pPr>
-      <w:r>
-        <w:rPr>
-          <w:u w:val="single"/>
-        </w:rPr>
-        <w:t>CRUD Ofertantes</w:t>
+        <w:drawing>
+          <wp:inline distT="0" distB="0" distL="0" distR="0" wp14:anchorId="5B7CD8B9" wp14:editId="19824D30">
+            <wp:extent cx="5402580" cy="1790700"/>
+            <wp:effectExtent l="0" t="0" r="7620" b="0"/>
+            <wp:docPr id="1155344556" name="Imagen 4"/>
+            <wp:cNvGraphicFramePr>
+              <a:graphicFrameLocks xmlns:a="http://schemas.openxmlformats.org/drawingml/2006/main" noChangeAspect="1"/>
+            </wp:cNvGraphicFramePr>
+            <a:graphic xmlns:a="http://schemas.openxmlformats.org/drawingml/2006/main">
+              <a:graphicData uri="http://schemas.openxmlformats.org/drawingml/2006/picture">
+                <pic:pic xmlns:pic="http://schemas.openxmlformats.org/drawingml/2006/picture">
+                  <pic:nvPicPr>
+                    <pic:cNvPr id="0" name="Picture 3"/>
+                    <pic:cNvPicPr>
+                      <a:picLocks noChangeAspect="1" noChangeArrowheads="1"/>
+                    </pic:cNvPicPr>
+                  </pic:nvPicPr>
+                  <pic:blipFill>
+                    <a:blip r:embed="rId11" cstate="print">
+                      <a:extLst>
+                        <a:ext uri="{28A0092B-C50C-407E-A947-70E740481C1C}">
+                          <a14:useLocalDpi xmlns:a14="http://schemas.microsoft.com/office/drawing/2010/main" val="0"/>
+                        </a:ext>
+                      </a:extLst>
+                    </a:blip>
+                    <a:srcRect/>
+                    <a:stretch>
+                      <a:fillRect/>
+                    </a:stretch>
+                  </pic:blipFill>
+                  <pic:spPr bwMode="auto">
+                    <a:xfrm>
+                      <a:off x="0" y="0"/>
+                      <a:ext cx="5402580" cy="1790700"/>
+                    </a:xfrm>
+                    <a:prstGeom prst="rect">
+                      <a:avLst/>
+                    </a:prstGeom>
+                    <a:noFill/>
+                    <a:ln>
+                      <a:noFill/>
+                    </a:ln>
+                  </pic:spPr>
+                </pic:pic>
+              </a:graphicData>
+            </a:graphic>
+          </wp:inline>
+        </w:drawing>
       </w:r>
     </w:p>
     <w:p>
@@ -773,358 +784,18 @@
         <w:pStyle w:val="Prrafodelista"/>
       </w:pPr>
       <w:r>
-        <w:t>Como ofertante quiero crear, editar, ver o borrar mi perfil y mis actividades.</w:t>
-      </w:r>
-    </w:p>
-    <w:p>
-      <w:pPr>
-        <w:pStyle w:val="Prrafodelista"/>
-      </w:pPr>
-      <w:r>
-        <w:t xml:space="preserve">Criterio de aceptación: </w:t>
-      </w:r>
-      <w:proofErr w:type="spellStart"/>
-      <w:r>
-        <w:t>endpoints</w:t>
-      </w:r>
-      <w:proofErr w:type="spellEnd"/>
-      <w:r>
-        <w:t xml:space="preserve"> con</w:t>
-      </w:r>
-      <w:r>
-        <w:t xml:space="preserve"> GET /ofertas, POST /ofertas, PUT /ofertas/:id, DELETE /ofertas/:id; sólo el creador puede editar</w:t>
-      </w:r>
-      <w:r>
-        <w:t xml:space="preserve"> o </w:t>
-      </w:r>
-      <w:r>
-        <w:t>borrar</w:t>
-      </w:r>
-      <w:r>
-        <w:t xml:space="preserve"> su oferta</w:t>
-      </w:r>
-      <w:r>
-        <w:t xml:space="preserve">; validaciones (titulo, tipo, lugar, </w:t>
-      </w:r>
-      <w:r>
-        <w:t>fecha y hora de inicio</w:t>
-      </w:r>
-      <w:r>
-        <w:t>) y manejo de errores con códigos 4xx/5xx.</w:t>
-      </w:r>
-    </w:p>
+        <w:t>Una vez rellenado su correo electrónico y su contraseña de usuario, usted puede acceder a la aplicación con el rol que haya seleccionado.</w:t>
+      </w:r>
+    </w:p>
+    <w:p/>
+    <w:p/>
+    <w:p/>
     <w:p>
       <w:pPr>
         <w:pStyle w:val="Prrafodelista"/>
         <w:numPr>
           <w:ilvl w:val="0"/>
-          <w:numId w:val="3"/>
-        </w:numPr>
-        <w:rPr>
-          <w:u w:val="single"/>
-        </w:rPr>
-      </w:pPr>
-      <w:r>
-        <w:rPr>
-          <w:u w:val="single"/>
-        </w:rPr>
-        <w:t xml:space="preserve">CRUD </w:t>
-      </w:r>
-      <w:r>
-        <w:rPr>
-          <w:u w:val="single"/>
-        </w:rPr>
-        <w:t>Consumidores</w:t>
-      </w:r>
-    </w:p>
-    <w:p>
-      <w:pPr>
-        <w:pStyle w:val="Prrafodelista"/>
-      </w:pPr>
-      <w:r>
-        <w:lastRenderedPageBreak/>
-        <w:t xml:space="preserve">Como consumidor quiero crear, editar, ver o borrar mi perfil y mis solicitudes </w:t>
-      </w:r>
-      <w:r>
-        <w:t>o d</w:t>
-      </w:r>
-      <w:r>
-        <w:t>emandas.</w:t>
-      </w:r>
-    </w:p>
-    <w:p>
-      <w:pPr>
-        <w:pStyle w:val="Prrafodelista"/>
-      </w:pPr>
-      <w:r>
-        <w:t>C</w:t>
-      </w:r>
-      <w:r>
-        <w:t>r</w:t>
-      </w:r>
-      <w:r>
-        <w:t>iteri</w:t>
-      </w:r>
-      <w:r>
-        <w:t>o</w:t>
-      </w:r>
-      <w:r>
-        <w:t xml:space="preserve"> de aceptación: </w:t>
-      </w:r>
-      <w:proofErr w:type="spellStart"/>
-      <w:r>
-        <w:t>endpoints</w:t>
-      </w:r>
-      <w:proofErr w:type="spellEnd"/>
-      <w:r>
-        <w:t xml:space="preserve"> análogos a ofertas, con validaciones (titulo, lugar, fecha</w:t>
-      </w:r>
-      <w:r>
-        <w:t xml:space="preserve"> y </w:t>
-      </w:r>
-      <w:r>
-        <w:t>hora</w:t>
-      </w:r>
-      <w:r>
-        <w:t xml:space="preserve"> </w:t>
-      </w:r>
-      <w:r>
-        <w:t>deseada). Sólo el creador puede modificar</w:t>
-      </w:r>
-      <w:r>
-        <w:t xml:space="preserve"> o </w:t>
-      </w:r>
-      <w:r>
-        <w:t>borrar</w:t>
-      </w:r>
-      <w:r>
-        <w:t xml:space="preserve"> su consumo</w:t>
-      </w:r>
-      <w:r>
-        <w:t>.</w:t>
-      </w:r>
-    </w:p>
-    <w:p>
-      <w:pPr>
-        <w:pStyle w:val="Prrafodelista"/>
-        <w:numPr>
-          <w:ilvl w:val="0"/>
-          <w:numId w:val="3"/>
-        </w:numPr>
-        <w:rPr>
-          <w:u w:val="single"/>
-        </w:rPr>
-      </w:pPr>
-      <w:r>
-        <w:rPr>
-          <w:u w:val="single"/>
-        </w:rPr>
-        <w:t>Listado y búsqueda básica de actividades</w:t>
-      </w:r>
-      <w:r>
-        <w:rPr>
-          <w:u w:val="single"/>
-        </w:rPr>
-        <w:t xml:space="preserve"> y peticiones</w:t>
-      </w:r>
-    </w:p>
-    <w:p>
-      <w:pPr>
-        <w:pStyle w:val="Prrafodelista"/>
-      </w:pPr>
-      <w:r>
-        <w:t xml:space="preserve">Como </w:t>
-      </w:r>
-      <w:r>
-        <w:t>usuario</w:t>
-      </w:r>
-      <w:r>
-        <w:t>,</w:t>
-      </w:r>
-      <w:r>
-        <w:t xml:space="preserve"> independientemente de mi rol,</w:t>
-      </w:r>
-      <w:r>
-        <w:t xml:space="preserve"> quiero ver y buscar actividades </w:t>
-      </w:r>
-      <w:r>
-        <w:t xml:space="preserve">o peticiones </w:t>
-      </w:r>
-      <w:r>
-        <w:t>por categoría, palabra</w:t>
-      </w:r>
-      <w:r>
-        <w:t>s</w:t>
-      </w:r>
-      <w:r>
-        <w:t xml:space="preserve"> clave y ciudad.</w:t>
-      </w:r>
-    </w:p>
-    <w:p>
-      <w:pPr>
-        <w:pStyle w:val="Prrafodelista"/>
-      </w:pPr>
-      <w:r>
-        <w:t>Criterio de aceptación: lista paginada, filtros por tipo, búsqueda por texto, mostrar disponibilidad mínima.</w:t>
-      </w:r>
-    </w:p>
-    <w:p>
-      <w:pPr>
-        <w:pStyle w:val="Prrafodelista"/>
-        <w:numPr>
-          <w:ilvl w:val="0"/>
-          <w:numId w:val="3"/>
-        </w:numPr>
-        <w:rPr>
-          <w:u w:val="single"/>
-        </w:rPr>
-      </w:pPr>
-      <w:r>
-        <w:rPr>
-          <w:u w:val="single"/>
-        </w:rPr>
-        <w:t>Protección de rutas</w:t>
-      </w:r>
-    </w:p>
-    <w:p>
-      <w:pPr>
-        <w:pStyle w:val="Prrafodelista"/>
-      </w:pPr>
-      <w:r>
-        <w:t>L</w:t>
-      </w:r>
-      <w:r>
-        <w:t>ista de rutas que requieren autenticación/rol y el comportamiento esperado</w:t>
-      </w:r>
-      <w:r>
-        <w:t>.</w:t>
-      </w:r>
-    </w:p>
-    <w:p>
-      <w:pPr>
-        <w:pStyle w:val="Prrafodelista"/>
-        <w:numPr>
-          <w:ilvl w:val="0"/>
-          <w:numId w:val="3"/>
-        </w:numPr>
-        <w:rPr>
-          <w:u w:val="single"/>
-        </w:rPr>
-      </w:pPr>
-      <w:r>
-        <w:rPr>
-          <w:u w:val="single"/>
-        </w:rPr>
-        <w:t>Interfaz agradable</w:t>
-      </w:r>
-    </w:p>
-    <w:p>
-      <w:pPr>
-        <w:pStyle w:val="Prrafodelista"/>
-      </w:pPr>
-      <w:r>
-        <w:t>Como usuario quiero una UI limpia y responsiva.</w:t>
-      </w:r>
-    </w:p>
-    <w:p>
-      <w:pPr>
-        <w:pStyle w:val="Prrafodelista"/>
-      </w:pPr>
-      <w:r>
-        <w:t>Criterio de aceptación: CSS aplicado; navegación clara; responsive en móvil/ordenador.</w:t>
-      </w:r>
-    </w:p>
-    <w:p>
-      <w:pPr>
-        <w:pStyle w:val="Prrafodelista"/>
-        <w:numPr>
-          <w:ilvl w:val="0"/>
-          <w:numId w:val="3"/>
-        </w:numPr>
-        <w:rPr>
-          <w:u w:val="single"/>
-        </w:rPr>
-      </w:pPr>
-      <w:r>
-        <w:rPr>
-          <w:u w:val="single"/>
-        </w:rPr>
-        <w:t>Publicar demanda por consumidor</w:t>
-      </w:r>
-    </w:p>
-    <w:p>
-      <w:pPr>
-        <w:pStyle w:val="Prrafodelista"/>
-      </w:pPr>
-      <w:r>
-        <w:t>Permite a consumidores publicar solicitudes que ofertantes vean.</w:t>
-      </w:r>
-    </w:p>
-    <w:p>
-      <w:pPr>
-        <w:pStyle w:val="Prrafodelista"/>
-        <w:numPr>
-          <w:ilvl w:val="0"/>
-          <w:numId w:val="3"/>
-        </w:numPr>
-        <w:rPr>
-          <w:u w:val="single"/>
-        </w:rPr>
-      </w:pPr>
-      <w:r>
-        <w:rPr>
-          <w:u w:val="single"/>
-        </w:rPr>
-        <w:t>Disponibilidad y plazas</w:t>
-      </w:r>
-    </w:p>
-    <w:p>
-      <w:pPr>
-        <w:pStyle w:val="Prrafodelista"/>
-      </w:pPr>
-      <w:r>
-        <w:t>Ofertantes establecen fecha</w:t>
-      </w:r>
-      <w:r>
-        <w:t xml:space="preserve"> y </w:t>
-      </w:r>
-      <w:r>
-        <w:t>hora, plazas mínimas y máximas.</w:t>
-      </w:r>
-    </w:p>
-    <w:p>
-      <w:pPr>
-        <w:pStyle w:val="Prrafodelista"/>
-        <w:numPr>
-          <w:ilvl w:val="0"/>
-          <w:numId w:val="3"/>
-        </w:numPr>
-        <w:rPr>
-          <w:u w:val="single"/>
-        </w:rPr>
-      </w:pPr>
-      <w:r>
-        <w:rPr>
-          <w:u w:val="single"/>
-        </w:rPr>
-        <w:t>Material y transporte</w:t>
-      </w:r>
-    </w:p>
-    <w:p>
-      <w:pPr>
-        <w:pStyle w:val="Prrafodelista"/>
-      </w:pPr>
-      <w:r>
-        <w:t>Campos para indicar material necesario/ofertado y transporte requerido.</w:t>
-      </w:r>
-    </w:p>
-    <w:p/>
-    <w:p>
-      <w:pPr>
-        <w:pStyle w:val="Prrafodelista"/>
-        <w:numPr>
-          <w:ilvl w:val="0"/>
-          <w:numId w:val="2"/>
+          <w:numId w:val="16"/>
         </w:numPr>
         <w:rPr>
           <w:b/>
@@ -1140,584 +811,13 @@
           <w:sz w:val="28"/>
           <w:szCs w:val="28"/>
         </w:rPr>
-        <w:t>Diseño de la arquitectura mínima</w:t>
-      </w:r>
-    </w:p>
-    <w:p>
-      <w:pPr>
-        <w:rPr>
-          <w:u w:val="single"/>
-        </w:rPr>
-      </w:pPr>
-      <w:r>
-        <w:rPr>
-          <w:u w:val="single"/>
-        </w:rPr>
-        <w:t>Componentes principales</w:t>
-      </w:r>
-      <w:r>
-        <w:rPr>
-          <w:u w:val="single"/>
-        </w:rPr>
-        <w:t xml:space="preserve"> y herramientas utilizadas</w:t>
-      </w:r>
-      <w:r>
-        <w:rPr>
-          <w:u w:val="single"/>
-        </w:rPr>
-        <w:t>:</w:t>
-      </w:r>
-    </w:p>
-    <w:p>
-      <w:pPr>
-        <w:pStyle w:val="Prrafodelista"/>
-        <w:numPr>
-          <w:ilvl w:val="0"/>
-          <w:numId w:val="4"/>
-        </w:numPr>
-        <w:rPr>
-          <w:lang w:val="en-US"/>
-        </w:rPr>
-      </w:pPr>
-      <w:r>
-        <w:rPr>
-          <w:lang w:val="en-US"/>
-        </w:rPr>
-        <w:t xml:space="preserve">Frontend: Angular (standalone </w:t>
-      </w:r>
-      <w:r>
-        <w:rPr>
-          <w:lang w:val="en-US"/>
-        </w:rPr>
-        <w:t>con Single Page Application</w:t>
-      </w:r>
-      <w:r>
-        <w:rPr>
-          <w:lang w:val="en-US"/>
-        </w:rPr>
-        <w:t>).</w:t>
-      </w:r>
-    </w:p>
-    <w:p>
-      <w:pPr>
-        <w:pStyle w:val="Prrafodelista"/>
-        <w:numPr>
-          <w:ilvl w:val="0"/>
-          <w:numId w:val="4"/>
-        </w:numPr>
-        <w:rPr>
-          <w:lang w:val="en-US"/>
-        </w:rPr>
-      </w:pPr>
-      <w:r>
-        <w:rPr>
-          <w:lang w:val="en-US"/>
-        </w:rPr>
-        <w:t xml:space="preserve">Backend: PHP “vanilla” (scripts RESTful o front controller) </w:t>
-      </w:r>
-      <w:proofErr w:type="spellStart"/>
-      <w:r>
-        <w:rPr>
-          <w:lang w:val="en-US"/>
-        </w:rPr>
-        <w:t>que</w:t>
-      </w:r>
-      <w:proofErr w:type="spellEnd"/>
-      <w:r>
-        <w:rPr>
-          <w:lang w:val="en-US"/>
-        </w:rPr>
-        <w:t xml:space="preserve"> </w:t>
-      </w:r>
-      <w:proofErr w:type="spellStart"/>
-      <w:r>
-        <w:rPr>
-          <w:lang w:val="en-US"/>
-        </w:rPr>
-        <w:t>exponen</w:t>
-      </w:r>
-      <w:proofErr w:type="spellEnd"/>
-      <w:r>
-        <w:rPr>
-          <w:lang w:val="en-US"/>
-        </w:rPr>
-        <w:t xml:space="preserve"> JSON.</w:t>
-      </w:r>
-    </w:p>
-    <w:p>
-      <w:pPr>
-        <w:pStyle w:val="Prrafodelista"/>
-        <w:numPr>
-          <w:ilvl w:val="0"/>
-          <w:numId w:val="4"/>
-        </w:numPr>
-      </w:pPr>
-      <w:r>
-        <w:t>B</w:t>
-      </w:r>
-      <w:r>
-        <w:t xml:space="preserve">ase de </w:t>
-      </w:r>
-      <w:r>
-        <w:t>D</w:t>
-      </w:r>
-      <w:r>
-        <w:t>atos</w:t>
-      </w:r>
-      <w:r>
-        <w:t xml:space="preserve">: MySQL </w:t>
-      </w:r>
-      <w:r>
-        <w:t xml:space="preserve">en el servidor de </w:t>
-      </w:r>
-      <w:proofErr w:type="spellStart"/>
-      <w:r>
-        <w:t>InfinityFree</w:t>
-      </w:r>
-      <w:proofErr w:type="spellEnd"/>
-      <w:r>
-        <w:t>.</w:t>
-      </w:r>
-    </w:p>
-    <w:p>
-      <w:pPr>
-        <w:pStyle w:val="Prrafodelista"/>
-        <w:numPr>
-          <w:ilvl w:val="0"/>
-          <w:numId w:val="4"/>
-        </w:numPr>
-      </w:pPr>
-      <w:r>
-        <w:t xml:space="preserve">Hosting </w:t>
-      </w:r>
-      <w:r>
-        <w:t>para</w:t>
-      </w:r>
-      <w:r>
-        <w:t xml:space="preserve"> desarrollo: XAMPP — coloca el </w:t>
-      </w:r>
-      <w:proofErr w:type="spellStart"/>
-      <w:r>
-        <w:t>backend</w:t>
-      </w:r>
-      <w:proofErr w:type="spellEnd"/>
-      <w:r>
-        <w:t xml:space="preserve"> en </w:t>
-      </w:r>
-      <w:r>
-        <w:t>C:\xampp\htdocs\Ejercicios\ProyectoIntegrado\Backend</w:t>
-      </w:r>
-      <w:r>
-        <w:t xml:space="preserve"> y el </w:t>
-      </w:r>
-      <w:proofErr w:type="spellStart"/>
-      <w:r>
-        <w:t>frontend</w:t>
-      </w:r>
-      <w:proofErr w:type="spellEnd"/>
-      <w:r>
-        <w:t xml:space="preserve"> en </w:t>
-      </w:r>
-      <w:proofErr w:type="gramStart"/>
-      <w:r>
-        <w:t>C:\xampp\htdocs\Ejercicios\ProyectoIntegrado\</w:t>
-      </w:r>
-      <w:r>
-        <w:t>Front</w:t>
-      </w:r>
-      <w:r>
-        <w:t xml:space="preserve">end </w:t>
-      </w:r>
-      <w:r>
-        <w:t xml:space="preserve"> y</w:t>
-      </w:r>
-      <w:proofErr w:type="gramEnd"/>
-      <w:r>
-        <w:t xml:space="preserve"> utiliza</w:t>
-      </w:r>
-      <w:r>
-        <w:t xml:space="preserve"> ng serve localmente.</w:t>
-      </w:r>
-    </w:p>
-    <w:p>
-      <w:pPr>
-        <w:pStyle w:val="Prrafodelista"/>
-        <w:numPr>
-          <w:ilvl w:val="0"/>
-          <w:numId w:val="4"/>
-        </w:numPr>
-      </w:pPr>
-      <w:r>
-        <w:t>Comunicación: HTTPS idealmente (en producción), JSON sobre HTTP(S).</w:t>
-      </w:r>
-    </w:p>
-    <w:p>
-      <w:pPr>
-        <w:pStyle w:val="Prrafodelista"/>
-        <w:numPr>
-          <w:ilvl w:val="0"/>
-          <w:numId w:val="4"/>
-        </w:numPr>
-      </w:pPr>
-      <w:r>
-        <w:t xml:space="preserve">UML: </w:t>
-      </w:r>
-      <w:proofErr w:type="spellStart"/>
-      <w:r>
-        <w:t>PlantUML</w:t>
-      </w:r>
-      <w:proofErr w:type="spellEnd"/>
-    </w:p>
-    <w:p>
-      <w:pPr>
-        <w:pStyle w:val="Prrafodelista"/>
-        <w:numPr>
-          <w:ilvl w:val="0"/>
-          <w:numId w:val="4"/>
-        </w:numPr>
-      </w:pPr>
-      <w:r>
-        <w:t>Diagrama E/R: Draw.io</w:t>
-      </w:r>
-    </w:p>
-    <w:p>
-      <w:pPr>
-        <w:pStyle w:val="Prrafodelista"/>
-        <w:numPr>
-          <w:ilvl w:val="0"/>
-          <w:numId w:val="4"/>
-        </w:numPr>
-      </w:pPr>
-      <w:proofErr w:type="spellStart"/>
-      <w:r>
         <w:lastRenderedPageBreak/>
-        <w:t>Deploy</w:t>
-      </w:r>
-      <w:proofErr w:type="spellEnd"/>
-      <w:r>
-        <w:t xml:space="preserve">: </w:t>
-      </w:r>
-      <w:r>
-        <w:t xml:space="preserve">Realizamos </w:t>
-      </w:r>
-      <w:r>
-        <w:t xml:space="preserve">ng </w:t>
-      </w:r>
-      <w:proofErr w:type="spellStart"/>
-      <w:r>
-        <w:t>build</w:t>
-      </w:r>
-      <w:proofErr w:type="spellEnd"/>
-      <w:r>
-        <w:t xml:space="preserve"> --</w:t>
-      </w:r>
-      <w:proofErr w:type="spellStart"/>
-      <w:r>
-        <w:t>configuration</w:t>
-      </w:r>
-      <w:proofErr w:type="spellEnd"/>
-      <w:r>
-        <w:t xml:space="preserve"> </w:t>
-      </w:r>
-      <w:proofErr w:type="spellStart"/>
-      <w:r>
-        <w:t>production</w:t>
-      </w:r>
-      <w:proofErr w:type="spellEnd"/>
-      <w:r>
-        <w:t xml:space="preserve"> y los archivos resultantes de la carpeta ‘</w:t>
-      </w:r>
-      <w:proofErr w:type="spellStart"/>
-      <w:r>
-        <w:t>dist</w:t>
-      </w:r>
-      <w:proofErr w:type="spellEnd"/>
-      <w:r>
-        <w:t xml:space="preserve">’ dentro del </w:t>
-      </w:r>
-      <w:proofErr w:type="spellStart"/>
-      <w:r>
-        <w:t>front-end</w:t>
-      </w:r>
-      <w:proofErr w:type="spellEnd"/>
-      <w:r>
-        <w:t>, junto a los ficheros PHP del back-</w:t>
-      </w:r>
-      <w:proofErr w:type="spellStart"/>
-      <w:r>
-        <w:t>end</w:t>
-      </w:r>
-      <w:proofErr w:type="spellEnd"/>
-      <w:r>
-        <w:t xml:space="preserve"> son subidos con FileZilla</w:t>
-      </w:r>
-      <w:r>
-        <w:t xml:space="preserve"> </w:t>
-      </w:r>
-      <w:r>
-        <w:t xml:space="preserve">al </w:t>
-      </w:r>
-      <w:r>
-        <w:t xml:space="preserve">servicio </w:t>
-      </w:r>
-      <w:r>
-        <w:t xml:space="preserve">de hosting </w:t>
-      </w:r>
-      <w:r>
-        <w:t xml:space="preserve">con </w:t>
-      </w:r>
-      <w:proofErr w:type="spellStart"/>
-      <w:r>
-        <w:t>InfinityFree</w:t>
-      </w:r>
-      <w:proofErr w:type="spellEnd"/>
-      <w:r>
-        <w:t>.</w:t>
-      </w:r>
-    </w:p>
-    <w:p/>
-    <w:p>
-      <w:pPr>
-        <w:pStyle w:val="Prrafodelista"/>
-        <w:numPr>
-          <w:ilvl w:val="0"/>
-          <w:numId w:val="2"/>
-        </w:numPr>
-        <w:rPr>
-          <w:b/>
-          <w:bCs/>
-          <w:sz w:val="28"/>
-          <w:szCs w:val="28"/>
-        </w:rPr>
-      </w:pPr>
-      <w:r>
-        <w:rPr>
-          <w:b/>
-          <w:bCs/>
-          <w:sz w:val="28"/>
-          <w:szCs w:val="28"/>
-        </w:rPr>
-        <w:t>Planificación de tareas</w:t>
-      </w:r>
-    </w:p>
-    <w:p>
-      <w:pPr>
-        <w:rPr>
-          <w:b/>
-          <w:bCs/>
-        </w:rPr>
-      </w:pPr>
-      <w:r>
-        <w:rPr>
-          <w:b/>
-          <w:bCs/>
-        </w:rPr>
-        <w:t>Sprint 1 (10 horas) – Base del Proyecto</w:t>
-      </w:r>
-    </w:p>
-    <w:p>
-      <w:r>
-        <w:t xml:space="preserve">Configuración del entorno (repositorio, </w:t>
-      </w:r>
-      <w:proofErr w:type="spellStart"/>
-      <w:r>
-        <w:t>frameworks</w:t>
-      </w:r>
-      <w:proofErr w:type="spellEnd"/>
-      <w:r>
-        <w:t>, librerías).</w:t>
-      </w:r>
-    </w:p>
-    <w:p>
-      <w:r>
-        <w:t>Implementación del back</w:t>
-      </w:r>
-      <w:r>
-        <w:t>-</w:t>
-      </w:r>
-      <w:proofErr w:type="spellStart"/>
-      <w:r>
-        <w:t>end</w:t>
-      </w:r>
-      <w:proofErr w:type="spellEnd"/>
-      <w:r>
-        <w:t xml:space="preserve"> básico (API REST, modelo de datos).</w:t>
-      </w:r>
-    </w:p>
-    <w:p>
-      <w:r>
-        <w:t xml:space="preserve">Implementación del </w:t>
-      </w:r>
-      <w:proofErr w:type="spellStart"/>
-      <w:r>
-        <w:t>front</w:t>
-      </w:r>
-      <w:r>
-        <w:t>-</w:t>
-      </w:r>
-      <w:r>
-        <w:t>end</w:t>
-      </w:r>
-      <w:proofErr w:type="spellEnd"/>
-      <w:r>
-        <w:t xml:space="preserve"> básico (estructura y estilos iniciales).</w:t>
-      </w:r>
-    </w:p>
-    <w:p>
-      <w:r>
-        <w:t>Pruebas unitarias y ajuste de errores iniciales.</w:t>
-      </w:r>
-    </w:p>
-    <w:p/>
-    <w:p>
-      <w:pPr>
-        <w:rPr>
-          <w:b/>
-          <w:bCs/>
-        </w:rPr>
-      </w:pPr>
-      <w:r>
-        <w:rPr>
-          <w:b/>
-          <w:bCs/>
-        </w:rPr>
-        <w:t>Sprint 2 (10 horas) – Funcionalidades Principales</w:t>
-      </w:r>
-    </w:p>
-    <w:p>
-      <w:r>
-        <w:t>Desarrollo de funciones clave (CRUD, autenticación si aplica).</w:t>
-      </w:r>
-    </w:p>
-    <w:p>
-      <w:pPr>
-        <w:rPr>
-          <w:lang w:val="en-US"/>
-        </w:rPr>
-      </w:pPr>
-      <w:proofErr w:type="spellStart"/>
-      <w:r>
-        <w:rPr>
-          <w:lang w:val="en-US"/>
-        </w:rPr>
-        <w:t>Integración</w:t>
-      </w:r>
-      <w:proofErr w:type="spellEnd"/>
-      <w:r>
-        <w:rPr>
-          <w:lang w:val="en-US"/>
-        </w:rPr>
-        <w:t xml:space="preserve"> de front</w:t>
-      </w:r>
-      <w:r>
-        <w:rPr>
-          <w:lang w:val="en-US"/>
-        </w:rPr>
-        <w:t>-</w:t>
-      </w:r>
-      <w:r>
-        <w:rPr>
-          <w:lang w:val="en-US"/>
-        </w:rPr>
-        <w:t>end y back</w:t>
-      </w:r>
-      <w:r>
-        <w:rPr>
-          <w:lang w:val="en-US"/>
-        </w:rPr>
-        <w:t>-</w:t>
-      </w:r>
-      <w:r>
-        <w:rPr>
-          <w:lang w:val="en-US"/>
-        </w:rPr>
-        <w:t>end.</w:t>
-      </w:r>
-    </w:p>
-    <w:p>
-      <w:r>
-        <w:t>Optimización del código y pruebas.</w:t>
-      </w:r>
-    </w:p>
-    <w:p>
-      <w:r>
-        <w:t>Revisión intermedia y ajustes.</w:t>
-      </w:r>
-    </w:p>
-    <w:p/>
-    <w:p>
-      <w:pPr>
-        <w:rPr>
-          <w:b/>
-          <w:bCs/>
-        </w:rPr>
-      </w:pPr>
-      <w:r>
-        <w:rPr>
-          <w:b/>
-          <w:bCs/>
-        </w:rPr>
-        <w:t>Sprint 3 (10 horas) – Mejoras y Ajustes Finales</w:t>
-      </w:r>
-    </w:p>
-    <w:p>
-      <w:r>
-        <w:t>Corrección de errores y refactorización.</w:t>
-      </w:r>
-    </w:p>
-    <w:p>
-      <w:r>
-        <w:t>Implementación de mejoras (seguridad, UI/UX, rendimiento).</w:t>
-      </w:r>
-    </w:p>
-    <w:p>
-      <w:r>
-        <w:t>Pruebas finales (manuales y automatizadas).</w:t>
-      </w:r>
-    </w:p>
-    <w:p>
-      <w:r>
-        <w:t>Preparación para entrega (documentación, despliegue si aplica).</w:t>
-      </w:r>
-    </w:p>
-    <w:p/>
-    <w:p/>
-    <w:p/>
-    <w:p/>
-    <w:p/>
-    <w:p/>
-    <w:p>
-      <w:pPr>
-        <w:pStyle w:val="Prrafodelista"/>
-        <w:numPr>
-          <w:ilvl w:val="0"/>
-          <w:numId w:val="2"/>
-        </w:numPr>
-        <w:rPr>
-          <w:b/>
-          <w:bCs/>
-          <w:sz w:val="28"/>
-          <w:szCs w:val="28"/>
-        </w:rPr>
-      </w:pPr>
-      <w:r>
-        <w:rPr>
-          <w:b/>
-          <w:bCs/>
-          <w:sz w:val="28"/>
-          <w:szCs w:val="28"/>
-        </w:rPr>
-        <w:lastRenderedPageBreak/>
-        <w:t xml:space="preserve">Diagrama </w:t>
-      </w:r>
-      <w:r>
-        <w:rPr>
-          <w:b/>
-          <w:bCs/>
-          <w:sz w:val="28"/>
-          <w:szCs w:val="28"/>
-        </w:rPr>
-        <w:t>Lenguaje Unificado de Modelado (UML)</w:t>
+        <w:t>Usuarios</w:t>
+      </w:r>
+    </w:p>
+    <w:p>
+      <w:r>
+        <w:t>En esta sección puede ver los distintos usuarios que están registrados en la aplicación web, entre los datos están su nombre, apellido, email, rol que puede ser ofertante o consumidor, teléfono y fecha en la que crearon su cuenta.</w:t>
       </w:r>
     </w:p>
     <w:p>
@@ -1726,10 +826,10 @@
           <w:noProof/>
         </w:rPr>
         <w:drawing>
-          <wp:inline distT="0" distB="0" distL="0" distR="0" wp14:anchorId="0E1E71EB" wp14:editId="5A68FD9A">
-            <wp:extent cx="5400040" cy="4914900"/>
-            <wp:effectExtent l="0" t="0" r="0" b="0"/>
-            <wp:docPr id="1473236542" name="Imagen 5" descr="Imagen que contiene Escala de tiempo&#10;&#10;El contenido generado por IA puede ser incorrecto."/>
+          <wp:inline distT="0" distB="0" distL="0" distR="0" wp14:anchorId="61BE9340" wp14:editId="738C8962">
+            <wp:extent cx="5394960" cy="2815494"/>
+            <wp:effectExtent l="0" t="0" r="0" b="4445"/>
+            <wp:docPr id="702021708" name="Imagen 5"/>
             <wp:cNvGraphicFramePr>
               <a:graphicFrameLocks xmlns:a="http://schemas.openxmlformats.org/drawingml/2006/main" noChangeAspect="1"/>
             </wp:cNvGraphicFramePr>
@@ -1737,11 +837,13 @@
               <a:graphicData uri="http://schemas.openxmlformats.org/drawingml/2006/picture">
                 <pic:pic xmlns:pic="http://schemas.openxmlformats.org/drawingml/2006/picture">
                   <pic:nvPicPr>
-                    <pic:cNvPr id="1473236542" name="Imagen 5" descr="Imagen que contiene Escala de tiempo&#10;&#10;El contenido generado por IA puede ser incorrecto."/>
-                    <pic:cNvPicPr/>
+                    <pic:cNvPr id="702021708" name="Imagen 5"/>
+                    <pic:cNvPicPr>
+                      <a:picLocks noChangeAspect="1" noChangeArrowheads="1"/>
+                    </pic:cNvPicPr>
                   </pic:nvPicPr>
                   <pic:blipFill>
-                    <a:blip r:embed="rId9">
+                    <a:blip r:embed="rId12" cstate="print">
                       <a:extLst>
                         <a:ext uri="{28A0092B-C50C-407E-A947-70E740481C1C}">
                           <a14:useLocalDpi xmlns:a14="http://schemas.microsoft.com/office/drawing/2010/main" val="0"/>
@@ -1752,14 +854,18 @@
                       <a:fillRect/>
                     </a:stretch>
                   </pic:blipFill>
-                  <pic:spPr>
+                  <pic:spPr bwMode="auto">
                     <a:xfrm>
                       <a:off x="0" y="0"/>
-                      <a:ext cx="5400040" cy="4914900"/>
+                      <a:ext cx="5394960" cy="2815494"/>
                     </a:xfrm>
                     <a:prstGeom prst="rect">
                       <a:avLst/>
                     </a:prstGeom>
+                    <a:noFill/>
+                    <a:ln>
+                      <a:noFill/>
+                    </a:ln>
                   </pic:spPr>
                 </pic:pic>
               </a:graphicData>
@@ -1768,27 +874,12 @@
         </w:drawing>
       </w:r>
     </w:p>
-    <w:p/>
-    <w:p/>
-    <w:p/>
-    <w:p/>
-    <w:p/>
-    <w:p/>
-    <w:p/>
-    <w:p/>
-    <w:p/>
-    <w:p/>
-    <w:p>
-      <w:r>
-        <w:t xml:space="preserve"> </w:t>
-      </w:r>
-    </w:p>
     <w:p>
       <w:pPr>
         <w:pStyle w:val="Prrafodelista"/>
         <w:numPr>
           <w:ilvl w:val="0"/>
-          <w:numId w:val="2"/>
+          <w:numId w:val="16"/>
         </w:numPr>
         <w:rPr>
           <w:b/>
@@ -1804,8 +895,12 @@
           <w:sz w:val="28"/>
           <w:szCs w:val="28"/>
         </w:rPr>
-        <w:lastRenderedPageBreak/>
-        <w:t>Diagrama Entidad-Relación</w:t>
+        <w:t>Ofertantes</w:t>
+      </w:r>
+    </w:p>
+    <w:p>
+      <w:r>
+        <w:t>En esta sección podrás ver las distintas ofertas que publiquen los ofertantes.</w:t>
       </w:r>
     </w:p>
     <w:p>
@@ -1814,10 +909,10 @@
           <w:noProof/>
         </w:rPr>
         <w:drawing>
-          <wp:inline distT="0" distB="0" distL="0" distR="0" wp14:anchorId="3F2CEF95" wp14:editId="1F3A8414">
-            <wp:extent cx="5400040" cy="3898265"/>
-            <wp:effectExtent l="0" t="0" r="0" b="6985"/>
-            <wp:docPr id="210340207" name="Imagen 4" descr="Diagrama&#10;&#10;El contenido generado por IA puede ser incorrecto."/>
+          <wp:inline distT="0" distB="0" distL="0" distR="0" wp14:anchorId="018442E3" wp14:editId="68F354B3">
+            <wp:extent cx="5402580" cy="2346960"/>
+            <wp:effectExtent l="0" t="0" r="7620" b="0"/>
+            <wp:docPr id="95096550" name="Imagen 7"/>
             <wp:cNvGraphicFramePr>
               <a:graphicFrameLocks xmlns:a="http://schemas.openxmlformats.org/drawingml/2006/main" noChangeAspect="1"/>
             </wp:cNvGraphicFramePr>
@@ -1825,11 +920,280 @@
               <a:graphicData uri="http://schemas.openxmlformats.org/drawingml/2006/picture">
                 <pic:pic xmlns:pic="http://schemas.openxmlformats.org/drawingml/2006/picture">
                   <pic:nvPicPr>
-                    <pic:cNvPr id="210340207" name="Imagen 4" descr="Diagrama&#10;&#10;El contenido generado por IA puede ser incorrecto."/>
-                    <pic:cNvPicPr/>
+                    <pic:cNvPr id="0" name="Picture 5"/>
+                    <pic:cNvPicPr>
+                      <a:picLocks noChangeAspect="1" noChangeArrowheads="1"/>
+                    </pic:cNvPicPr>
                   </pic:nvPicPr>
                   <pic:blipFill>
-                    <a:blip r:embed="rId10">
+                    <a:blip r:embed="rId13" cstate="print">
+                      <a:extLst>
+                        <a:ext uri="{28A0092B-C50C-407E-A947-70E740481C1C}">
+                          <a14:useLocalDpi xmlns:a14="http://schemas.microsoft.com/office/drawing/2010/main" val="0"/>
+                        </a:ext>
+                      </a:extLst>
+                    </a:blip>
+                    <a:srcRect/>
+                    <a:stretch>
+                      <a:fillRect/>
+                    </a:stretch>
+                  </pic:blipFill>
+                  <pic:spPr bwMode="auto">
+                    <a:xfrm>
+                      <a:off x="0" y="0"/>
+                      <a:ext cx="5402580" cy="2346960"/>
+                    </a:xfrm>
+                    <a:prstGeom prst="rect">
+                      <a:avLst/>
+                    </a:prstGeom>
+                    <a:noFill/>
+                    <a:ln>
+                      <a:noFill/>
+                    </a:ln>
+                  </pic:spPr>
+                </pic:pic>
+              </a:graphicData>
+            </a:graphic>
+          </wp:inline>
+        </w:drawing>
+      </w:r>
+    </w:p>
+    <w:p>
+      <w:r>
+        <w:t>Como usuario con rol ofertante podrás publicar una oferta nueva, que será añadida al final de la lista.</w:t>
+      </w:r>
+      <w:r>
+        <w:t xml:space="preserve"> Cabe recalcar que al menos deberás introducir un título, tipo de actividad, lugar, fecha y hora.</w:t>
+      </w:r>
+    </w:p>
+    <w:p>
+      <w:r>
+        <w:rPr>
+          <w:noProof/>
+        </w:rPr>
+        <w:lastRenderedPageBreak/>
+        <w:drawing>
+          <wp:inline distT="0" distB="0" distL="0" distR="0" wp14:anchorId="5C467C3B" wp14:editId="36F4DADC">
+            <wp:extent cx="5402580" cy="2598420"/>
+            <wp:effectExtent l="0" t="0" r="7620" b="0"/>
+            <wp:docPr id="14666917" name="Imagen 8"/>
+            <wp:cNvGraphicFramePr>
+              <a:graphicFrameLocks xmlns:a="http://schemas.openxmlformats.org/drawingml/2006/main" noChangeAspect="1"/>
+            </wp:cNvGraphicFramePr>
+            <a:graphic xmlns:a="http://schemas.openxmlformats.org/drawingml/2006/main">
+              <a:graphicData uri="http://schemas.openxmlformats.org/drawingml/2006/picture">
+                <pic:pic xmlns:pic="http://schemas.openxmlformats.org/drawingml/2006/picture">
+                  <pic:nvPicPr>
+                    <pic:cNvPr id="0" name="Picture 6"/>
+                    <pic:cNvPicPr>
+                      <a:picLocks noChangeAspect="1" noChangeArrowheads="1"/>
+                    </pic:cNvPicPr>
+                  </pic:nvPicPr>
+                  <pic:blipFill>
+                    <a:blip r:embed="rId14" cstate="print">
+                      <a:extLst>
+                        <a:ext uri="{28A0092B-C50C-407E-A947-70E740481C1C}">
+                          <a14:useLocalDpi xmlns:a14="http://schemas.microsoft.com/office/drawing/2010/main" val="0"/>
+                        </a:ext>
+                      </a:extLst>
+                    </a:blip>
+                    <a:srcRect/>
+                    <a:stretch>
+                      <a:fillRect/>
+                    </a:stretch>
+                  </pic:blipFill>
+                  <pic:spPr bwMode="auto">
+                    <a:xfrm>
+                      <a:off x="0" y="0"/>
+                      <a:ext cx="5402580" cy="2598420"/>
+                    </a:xfrm>
+                    <a:prstGeom prst="rect">
+                      <a:avLst/>
+                    </a:prstGeom>
+                    <a:noFill/>
+                    <a:ln>
+                      <a:noFill/>
+                    </a:ln>
+                  </pic:spPr>
+                </pic:pic>
+              </a:graphicData>
+            </a:graphic>
+          </wp:inline>
+        </w:drawing>
+      </w:r>
+    </w:p>
+    <w:p>
+      <w:r>
+        <w:t>Como usuario ofertante, podré editar una oferta siempre que haya sido yo el que la haya publicado.</w:t>
+      </w:r>
+    </w:p>
+    <w:p>
+      <w:r>
+        <w:rPr>
+          <w:noProof/>
+        </w:rPr>
+        <w:drawing>
+          <wp:inline distT="0" distB="0" distL="0" distR="0" wp14:anchorId="1D3B6E00" wp14:editId="1521742A">
+            <wp:extent cx="5402580" cy="2598420"/>
+            <wp:effectExtent l="0" t="0" r="7620" b="0"/>
+            <wp:docPr id="1037761989" name="Imagen 9"/>
+            <wp:cNvGraphicFramePr>
+              <a:graphicFrameLocks xmlns:a="http://schemas.openxmlformats.org/drawingml/2006/main" noChangeAspect="1"/>
+            </wp:cNvGraphicFramePr>
+            <a:graphic xmlns:a="http://schemas.openxmlformats.org/drawingml/2006/main">
+              <a:graphicData uri="http://schemas.openxmlformats.org/drawingml/2006/picture">
+                <pic:pic xmlns:pic="http://schemas.openxmlformats.org/drawingml/2006/picture">
+                  <pic:nvPicPr>
+                    <pic:cNvPr id="0" name="Picture 7"/>
+                    <pic:cNvPicPr>
+                      <a:picLocks noChangeAspect="1" noChangeArrowheads="1"/>
+                    </pic:cNvPicPr>
+                  </pic:nvPicPr>
+                  <pic:blipFill>
+                    <a:blip r:embed="rId15" cstate="print">
+                      <a:extLst>
+                        <a:ext uri="{28A0092B-C50C-407E-A947-70E740481C1C}">
+                          <a14:useLocalDpi xmlns:a14="http://schemas.microsoft.com/office/drawing/2010/main" val="0"/>
+                        </a:ext>
+                      </a:extLst>
+                    </a:blip>
+                    <a:srcRect/>
+                    <a:stretch>
+                      <a:fillRect/>
+                    </a:stretch>
+                  </pic:blipFill>
+                  <pic:spPr bwMode="auto">
+                    <a:xfrm>
+                      <a:off x="0" y="0"/>
+                      <a:ext cx="5402580" cy="2598420"/>
+                    </a:xfrm>
+                    <a:prstGeom prst="rect">
+                      <a:avLst/>
+                    </a:prstGeom>
+                    <a:noFill/>
+                    <a:ln>
+                      <a:noFill/>
+                    </a:ln>
+                  </pic:spPr>
+                </pic:pic>
+              </a:graphicData>
+            </a:graphic>
+          </wp:inline>
+        </w:drawing>
+      </w:r>
+    </w:p>
+    <w:p>
+      <w:r>
+        <w:lastRenderedPageBreak/>
+        <w:t>Como usuario ofertante, podré borrar una oferta siempre que haya sido yo el que la haya publicado.</w:t>
+      </w:r>
+      <w:r>
+        <w:rPr>
+          <w:noProof/>
+        </w:rPr>
+        <w:drawing>
+          <wp:inline distT="0" distB="0" distL="0" distR="0" wp14:anchorId="1DB1ACF7" wp14:editId="4A435BB1">
+            <wp:extent cx="5402580" cy="2606040"/>
+            <wp:effectExtent l="0" t="0" r="7620" b="3810"/>
+            <wp:docPr id="1198560529" name="Imagen 10"/>
+            <wp:cNvGraphicFramePr>
+              <a:graphicFrameLocks xmlns:a="http://schemas.openxmlformats.org/drawingml/2006/main" noChangeAspect="1"/>
+            </wp:cNvGraphicFramePr>
+            <a:graphic xmlns:a="http://schemas.openxmlformats.org/drawingml/2006/main">
+              <a:graphicData uri="http://schemas.openxmlformats.org/drawingml/2006/picture">
+                <pic:pic xmlns:pic="http://schemas.openxmlformats.org/drawingml/2006/picture">
+                  <pic:nvPicPr>
+                    <pic:cNvPr id="0" name="Picture 8"/>
+                    <pic:cNvPicPr>
+                      <a:picLocks noChangeAspect="1" noChangeArrowheads="1"/>
+                    </pic:cNvPicPr>
+                  </pic:nvPicPr>
+                  <pic:blipFill>
+                    <a:blip r:embed="rId16" cstate="print">
+                      <a:extLst>
+                        <a:ext uri="{28A0092B-C50C-407E-A947-70E740481C1C}">
+                          <a14:useLocalDpi xmlns:a14="http://schemas.microsoft.com/office/drawing/2010/main" val="0"/>
+                        </a:ext>
+                      </a:extLst>
+                    </a:blip>
+                    <a:srcRect/>
+                    <a:stretch>
+                      <a:fillRect/>
+                    </a:stretch>
+                  </pic:blipFill>
+                  <pic:spPr bwMode="auto">
+                    <a:xfrm>
+                      <a:off x="0" y="0"/>
+                      <a:ext cx="5402580" cy="2606040"/>
+                    </a:xfrm>
+                    <a:prstGeom prst="rect">
+                      <a:avLst/>
+                    </a:prstGeom>
+                    <a:noFill/>
+                    <a:ln>
+                      <a:noFill/>
+                    </a:ln>
+                  </pic:spPr>
+                </pic:pic>
+              </a:graphicData>
+            </a:graphic>
+          </wp:inline>
+        </w:drawing>
+      </w:r>
+    </w:p>
+    <w:p>
+      <w:pPr>
+        <w:pStyle w:val="Prrafodelista"/>
+        <w:numPr>
+          <w:ilvl w:val="0"/>
+          <w:numId w:val="16"/>
+        </w:numPr>
+        <w:rPr>
+          <w:b/>
+          <w:bCs/>
+          <w:sz w:val="28"/>
+          <w:szCs w:val="28"/>
+        </w:rPr>
+      </w:pPr>
+      <w:r>
+        <w:rPr>
+          <w:b/>
+          <w:bCs/>
+          <w:sz w:val="28"/>
+          <w:szCs w:val="28"/>
+        </w:rPr>
+        <w:t>Consumidores</w:t>
+      </w:r>
+    </w:p>
+    <w:p>
+      <w:r>
+        <w:t>En esta sección podrás ver las distintas peticiones que publiquen los consumidores.</w:t>
+      </w:r>
+    </w:p>
+    <w:p>
+      <w:r>
+        <w:rPr>
+          <w:noProof/>
+        </w:rPr>
+        <w:drawing>
+          <wp:inline distT="0" distB="0" distL="0" distR="0" wp14:anchorId="4DC40471" wp14:editId="4501DD1D">
+            <wp:extent cx="5565913" cy="2667000"/>
+            <wp:effectExtent l="0" t="0" r="0" b="3810"/>
+            <wp:docPr id="1498546594" name="Imagen 7"/>
+            <wp:cNvGraphicFramePr>
+              <a:graphicFrameLocks xmlns:a="http://schemas.openxmlformats.org/drawingml/2006/main" noChangeAspect="1"/>
+            </wp:cNvGraphicFramePr>
+            <a:graphic xmlns:a="http://schemas.openxmlformats.org/drawingml/2006/main">
+              <a:graphicData uri="http://schemas.openxmlformats.org/drawingml/2006/picture">
+                <pic:pic xmlns:pic="http://schemas.openxmlformats.org/drawingml/2006/picture">
+                  <pic:nvPicPr>
+                    <pic:cNvPr id="1498546594" name="Imagen 7"/>
+                    <pic:cNvPicPr>
+                      <a:picLocks noChangeAspect="1" noChangeArrowheads="1"/>
+                    </pic:cNvPicPr>
+                  </pic:nvPicPr>
+                  <pic:blipFill>
+                    <a:blip r:embed="rId17" cstate="print">
                       <a:extLst>
                         <a:ext uri="{28A0092B-C50C-407E-A947-70E740481C1C}">
                           <a14:useLocalDpi xmlns:a14="http://schemas.microsoft.com/office/drawing/2010/main" val="0"/>
@@ -1840,14 +1204,18 @@
                       <a:fillRect/>
                     </a:stretch>
                   </pic:blipFill>
-                  <pic:spPr>
+                  <pic:spPr bwMode="auto">
                     <a:xfrm>
                       <a:off x="0" y="0"/>
-                      <a:ext cx="5400040" cy="3898265"/>
+                      <a:ext cx="5565913" cy="2667000"/>
                     </a:xfrm>
                     <a:prstGeom prst="rect">
                       <a:avLst/>
                     </a:prstGeom>
+                    <a:noFill/>
+                    <a:ln>
+                      <a:noFill/>
+                    </a:ln>
                   </pic:spPr>
                 </pic:pic>
               </a:graphicData>
@@ -1857,2398 +1225,215 @@
       </w:r>
     </w:p>
     <w:p/>
-    <w:p>
-      <w:pPr>
-        <w:pStyle w:val="Prrafodelista"/>
-        <w:numPr>
-          <w:ilvl w:val="0"/>
-          <w:numId w:val="2"/>
-        </w:numPr>
+    <w:p/>
+    <w:p/>
+    <w:p/>
+    <w:p/>
+    <w:p/>
+    <w:p>
+      <w:r>
+        <w:lastRenderedPageBreak/>
+        <w:t>Como usuario con rol consumidor podrás publicar una petición de actividad nueva, que será añadida al final de la lista. Cabe recalcar que al menos deberás introducir un título, tipo de actividad, lugar, fecha y hora deseada y duración de la actividad.</w:t>
+      </w:r>
+      <w:r>
         <w:rPr>
-          <w:b/>
-          <w:bCs/>
-          <w:sz w:val="28"/>
-          <w:szCs w:val="28"/>
+          <w:noProof/>
         </w:rPr>
-      </w:pPr>
+        <w:drawing>
+          <wp:inline distT="0" distB="0" distL="0" distR="0" wp14:anchorId="14F3160F" wp14:editId="4D971951">
+            <wp:extent cx="5402580" cy="2598420"/>
+            <wp:effectExtent l="0" t="0" r="7620" b="0"/>
+            <wp:docPr id="178310469" name="Imagen 11"/>
+            <wp:cNvGraphicFramePr>
+              <a:graphicFrameLocks xmlns:a="http://schemas.openxmlformats.org/drawingml/2006/main" noChangeAspect="1"/>
+            </wp:cNvGraphicFramePr>
+            <a:graphic xmlns:a="http://schemas.openxmlformats.org/drawingml/2006/main">
+              <a:graphicData uri="http://schemas.openxmlformats.org/drawingml/2006/picture">
+                <pic:pic xmlns:pic="http://schemas.openxmlformats.org/drawingml/2006/picture">
+                  <pic:nvPicPr>
+                    <pic:cNvPr id="0" name="Picture 9"/>
+                    <pic:cNvPicPr>
+                      <a:picLocks noChangeAspect="1" noChangeArrowheads="1"/>
+                    </pic:cNvPicPr>
+                  </pic:nvPicPr>
+                  <pic:blipFill>
+                    <a:blip r:embed="rId18" cstate="print">
+                      <a:extLst>
+                        <a:ext uri="{28A0092B-C50C-407E-A947-70E740481C1C}">
+                          <a14:useLocalDpi xmlns:a14="http://schemas.microsoft.com/office/drawing/2010/main" val="0"/>
+                        </a:ext>
+                      </a:extLst>
+                    </a:blip>
+                    <a:srcRect/>
+                    <a:stretch>
+                      <a:fillRect/>
+                    </a:stretch>
+                  </pic:blipFill>
+                  <pic:spPr bwMode="auto">
+                    <a:xfrm>
+                      <a:off x="0" y="0"/>
+                      <a:ext cx="5402580" cy="2598420"/>
+                    </a:xfrm>
+                    <a:prstGeom prst="rect">
+                      <a:avLst/>
+                    </a:prstGeom>
+                    <a:noFill/>
+                    <a:ln>
+                      <a:noFill/>
+                    </a:ln>
+                  </pic:spPr>
+                </pic:pic>
+              </a:graphicData>
+            </a:graphic>
+          </wp:inline>
+        </w:drawing>
+      </w:r>
+    </w:p>
+    <w:p/>
+    <w:p>
+      <w:r>
+        <w:t xml:space="preserve">Como usuario </w:t>
+      </w:r>
+      <w:r>
+        <w:t>consumidor</w:t>
+      </w:r>
+      <w:r>
+        <w:t xml:space="preserve">, podré editar una </w:t>
+      </w:r>
+      <w:r>
+        <w:t>petición de actividad</w:t>
+      </w:r>
+      <w:r>
+        <w:t xml:space="preserve"> siempre que haya sido yo el que la haya publicado.</w:t>
+      </w:r>
+    </w:p>
+    <w:p>
       <w:r>
         <w:rPr>
-          <w:b/>
-          <w:bCs/>
-          <w:sz w:val="28"/>
-          <w:szCs w:val="28"/>
+          <w:noProof/>
         </w:rPr>
-        <w:t>Elecciones de diseño y tecnología — por qué y qué me aportaron</w:t>
-      </w:r>
-    </w:p>
-    <w:p>
-      <w:pPr>
+        <w:drawing>
+          <wp:inline distT="0" distB="0" distL="0" distR="0" wp14:anchorId="5A0F2C88" wp14:editId="1EEC37F3">
+            <wp:extent cx="5399314" cy="2598420"/>
+            <wp:effectExtent l="0" t="0" r="0" b="0"/>
+            <wp:docPr id="265809151" name="Imagen 9"/>
+            <wp:cNvGraphicFramePr>
+              <a:graphicFrameLocks xmlns:a="http://schemas.openxmlformats.org/drawingml/2006/main" noChangeAspect="1"/>
+            </wp:cNvGraphicFramePr>
+            <a:graphic xmlns:a="http://schemas.openxmlformats.org/drawingml/2006/main">
+              <a:graphicData uri="http://schemas.openxmlformats.org/drawingml/2006/picture">
+                <pic:pic xmlns:pic="http://schemas.openxmlformats.org/drawingml/2006/picture">
+                  <pic:nvPicPr>
+                    <pic:cNvPr id="265809151" name="Imagen 9"/>
+                    <pic:cNvPicPr>
+                      <a:picLocks noChangeAspect="1" noChangeArrowheads="1"/>
+                    </pic:cNvPicPr>
+                  </pic:nvPicPr>
+                  <pic:blipFill>
+                    <a:blip r:embed="rId19" cstate="print">
+                      <a:extLst>
+                        <a:ext uri="{28A0092B-C50C-407E-A947-70E740481C1C}">
+                          <a14:useLocalDpi xmlns:a14="http://schemas.microsoft.com/office/drawing/2010/main" val="0"/>
+                        </a:ext>
+                      </a:extLst>
+                    </a:blip>
+                    <a:stretch>
+                      <a:fillRect/>
+                    </a:stretch>
+                  </pic:blipFill>
+                  <pic:spPr bwMode="auto">
+                    <a:xfrm>
+                      <a:off x="0" y="0"/>
+                      <a:ext cx="5399314" cy="2598420"/>
+                    </a:xfrm>
+                    <a:prstGeom prst="rect">
+                      <a:avLst/>
+                    </a:prstGeom>
+                    <a:noFill/>
+                    <a:ln>
+                      <a:noFill/>
+                    </a:ln>
+                  </pic:spPr>
+                </pic:pic>
+              </a:graphicData>
+            </a:graphic>
+          </wp:inline>
+        </w:drawing>
+      </w:r>
+    </w:p>
+    <w:p>
+      <w:r>
+        <w:lastRenderedPageBreak/>
+        <w:t xml:space="preserve">Como usuario </w:t>
+      </w:r>
+      <w:r>
+        <w:t>consumidor</w:t>
+      </w:r>
+      <w:r>
+        <w:t xml:space="preserve">, podré borrar una </w:t>
+      </w:r>
+      <w:r>
+        <w:t xml:space="preserve">petición de actividad </w:t>
+      </w:r>
+      <w:r>
+        <w:t>siempre que haya sido yo el que la haya publicado.</w:t>
+      </w:r>
+      <w:r>
         <w:rPr>
-          <w:b/>
-          <w:bCs/>
-          <w:u w:val="single"/>
-          <w:lang w:val="en-US"/>
+          <w:noProof/>
         </w:rPr>
-      </w:pPr>
-      <w:r>
-        <w:rPr>
-          <w:b/>
-          <w:bCs/>
-          <w:u w:val="single"/>
-          <w:lang w:val="en-US"/>
-        </w:rPr>
-        <w:t>Frontend: Angular (S</w:t>
-      </w:r>
-      <w:r>
-        <w:rPr>
-          <w:b/>
-          <w:bCs/>
-          <w:u w:val="single"/>
-          <w:lang w:val="en-US"/>
-        </w:rPr>
-        <w:t xml:space="preserve">ingle </w:t>
-      </w:r>
-      <w:r>
-        <w:rPr>
-          <w:b/>
-          <w:bCs/>
-          <w:u w:val="single"/>
-          <w:lang w:val="en-US"/>
-        </w:rPr>
-        <w:t>P</w:t>
-      </w:r>
-      <w:r>
-        <w:rPr>
-          <w:b/>
-          <w:bCs/>
-          <w:u w:val="single"/>
-          <w:lang w:val="en-US"/>
-        </w:rPr>
-        <w:t xml:space="preserve">age </w:t>
-      </w:r>
-      <w:r>
-        <w:rPr>
-          <w:b/>
-          <w:bCs/>
-          <w:u w:val="single"/>
-          <w:lang w:val="en-US"/>
-        </w:rPr>
-        <w:t>A</w:t>
-      </w:r>
-      <w:r>
-        <w:rPr>
-          <w:b/>
-          <w:bCs/>
-          <w:u w:val="single"/>
-          <w:lang w:val="en-US"/>
-        </w:rPr>
-        <w:t>pplication</w:t>
-      </w:r>
-      <w:r>
-        <w:rPr>
-          <w:b/>
-          <w:bCs/>
-          <w:u w:val="single"/>
-          <w:lang w:val="en-US"/>
-        </w:rPr>
-        <w:t>)</w:t>
-      </w:r>
-    </w:p>
-    <w:p>
-      <w:pPr>
-        <w:numPr>
-          <w:ilvl w:val="0"/>
-          <w:numId w:val="5"/>
-        </w:numPr>
-      </w:pPr>
-      <w:r>
-        <w:rPr>
-          <w:b/>
-          <w:bCs/>
-        </w:rPr>
-        <w:t>Por qué lo escogí:</w:t>
-      </w:r>
-      <w:r>
-        <w:t xml:space="preserve"> Angular proporciona una estructura robusta para proyectos medianos, </w:t>
-      </w:r>
-      <w:proofErr w:type="spellStart"/>
-      <w:r>
-        <w:t>binding</w:t>
-      </w:r>
-      <w:proofErr w:type="spellEnd"/>
-      <w:r>
-        <w:t xml:space="preserve"> (ligadura)</w:t>
-      </w:r>
-      <w:r>
-        <w:t xml:space="preserve"> y formularios reactivos (</w:t>
-      </w:r>
-      <w:proofErr w:type="spellStart"/>
-      <w:r>
-        <w:t>FormGroup</w:t>
-      </w:r>
-      <w:proofErr w:type="spellEnd"/>
-      <w:r>
-        <w:t>) que facilitan validaciones y gestión de estado de formularios (ofertas/peticiones).</w:t>
-      </w:r>
-    </w:p>
-    <w:p>
-      <w:pPr>
-        <w:numPr>
-          <w:ilvl w:val="0"/>
-          <w:numId w:val="5"/>
-        </w:numPr>
-      </w:pPr>
-      <w:r>
-        <w:rPr>
-          <w:b/>
-          <w:bCs/>
-        </w:rPr>
-        <w:t>Qué me aportó:</w:t>
-      </w:r>
-      <w:r>
-        <w:t xml:space="preserve"> Desarrollo rápido de componentes reutilizables (modales, formularios), manejo limpio de formularios complejos (validaciones, </w:t>
-      </w:r>
-      <w:proofErr w:type="spellStart"/>
-      <w:r>
-        <w:t>getRawValue</w:t>
-      </w:r>
-      <w:proofErr w:type="spellEnd"/>
-      <w:r>
-        <w:t>), y una buena separación entre vista y servicios.</w:t>
-      </w:r>
-    </w:p>
-    <w:p>
-      <w:pPr>
-        <w:numPr>
-          <w:ilvl w:val="0"/>
-          <w:numId w:val="5"/>
-        </w:numPr>
-      </w:pPr>
-      <w:r>
-        <w:rPr>
-          <w:b/>
-          <w:bCs/>
-        </w:rPr>
-        <w:t>Coste/complicación:</w:t>
-      </w:r>
-      <w:r>
-        <w:t xml:space="preserve"> Requiere </w:t>
-      </w:r>
-      <w:proofErr w:type="spellStart"/>
-      <w:r>
-        <w:t>build</w:t>
-      </w:r>
-      <w:proofErr w:type="spellEnd"/>
-      <w:r>
-        <w:t xml:space="preserve"> (</w:t>
-      </w:r>
-      <w:proofErr w:type="spellStart"/>
-      <w:r>
-        <w:t>dist</w:t>
-      </w:r>
-      <w:proofErr w:type="spellEnd"/>
-      <w:r>
-        <w:t xml:space="preserve">) y configuración de </w:t>
-      </w:r>
-      <w:proofErr w:type="spellStart"/>
-      <w:r>
-        <w:t>deployment</w:t>
-      </w:r>
-      <w:proofErr w:type="spellEnd"/>
-      <w:r>
-        <w:t xml:space="preserve">; si el </w:t>
-      </w:r>
-      <w:proofErr w:type="spellStart"/>
-      <w:r>
-        <w:t>dist</w:t>
-      </w:r>
-      <w:proofErr w:type="spellEnd"/>
-      <w:r>
-        <w:t xml:space="preserve"> no está donde espera el host, la web no aparece (404 en </w:t>
-      </w:r>
-      <w:proofErr w:type="spellStart"/>
-      <w:r>
-        <w:t>Netlify</w:t>
-      </w:r>
-      <w:proofErr w:type="spellEnd"/>
-      <w:r>
-        <w:t xml:space="preserve"> si la carpeta publicada no existe). Además, hay que cuidar la configuración de </w:t>
-      </w:r>
-      <w:proofErr w:type="spellStart"/>
-      <w:proofErr w:type="gramStart"/>
-      <w:r>
-        <w:t>angular.json</w:t>
-      </w:r>
-      <w:proofErr w:type="spellEnd"/>
-      <w:proofErr w:type="gramEnd"/>
-      <w:r>
-        <w:t xml:space="preserve"> (</w:t>
-      </w:r>
-      <w:proofErr w:type="spellStart"/>
-      <w:r>
-        <w:t>outputPath</w:t>
-      </w:r>
-      <w:proofErr w:type="spellEnd"/>
-      <w:r>
-        <w:t>) y las rutas base si se publica en subdirectorio.</w:t>
-      </w:r>
-    </w:p>
-    <w:p>
-      <w:pPr>
-        <w:ind w:left="720"/>
-        <w:rPr>
-          <w:b/>
-          <w:bCs/>
-        </w:rPr>
-      </w:pPr>
-    </w:p>
-    <w:p>
-      <w:pPr>
-        <w:ind w:left="720"/>
-      </w:pPr>
-    </w:p>
-    <w:p>
-      <w:pPr>
-        <w:rPr>
-          <w:b/>
-          <w:bCs/>
-          <w:u w:val="single"/>
-          <w:lang w:val="en-US"/>
-        </w:rPr>
-      </w:pPr>
-      <w:r>
-        <w:rPr>
-          <w:b/>
-          <w:bCs/>
-          <w:u w:val="single"/>
-          <w:lang w:val="en-US"/>
-        </w:rPr>
-        <w:lastRenderedPageBreak/>
-        <w:t>Backend: PHP (</w:t>
-      </w:r>
-      <w:proofErr w:type="spellStart"/>
-      <w:r>
-        <w:rPr>
-          <w:b/>
-          <w:bCs/>
-          <w:u w:val="single"/>
-          <w:lang w:val="en-US"/>
-        </w:rPr>
-        <w:t>modelos.php</w:t>
-      </w:r>
-      <w:proofErr w:type="spellEnd"/>
-      <w:r>
-        <w:rPr>
-          <w:b/>
-          <w:bCs/>
-          <w:u w:val="single"/>
-          <w:lang w:val="en-US"/>
-        </w:rPr>
-        <w:t xml:space="preserve"> + </w:t>
-      </w:r>
-      <w:proofErr w:type="spellStart"/>
-      <w:r>
-        <w:rPr>
-          <w:b/>
-          <w:bCs/>
-          <w:u w:val="single"/>
-          <w:lang w:val="en-US"/>
-        </w:rPr>
-        <w:t>servicios.php</w:t>
-      </w:r>
-      <w:proofErr w:type="spellEnd"/>
-      <w:r>
-        <w:rPr>
-          <w:b/>
-          <w:bCs/>
-          <w:u w:val="single"/>
-          <w:lang w:val="en-US"/>
-        </w:rPr>
-        <w:t>)</w:t>
-      </w:r>
-    </w:p>
-    <w:p>
-      <w:pPr>
-        <w:numPr>
-          <w:ilvl w:val="0"/>
-          <w:numId w:val="6"/>
-        </w:numPr>
-      </w:pPr>
-      <w:r>
-        <w:rPr>
-          <w:b/>
-          <w:bCs/>
-        </w:rPr>
-        <w:t>Por qué lo escogí:</w:t>
-      </w:r>
-      <w:r>
-        <w:t xml:space="preserve"> Ligero, sencillo de desplegar en hosting compartido y fácil de integrar con MySQL. Me permitió implementar rápidamente </w:t>
-      </w:r>
-      <w:proofErr w:type="spellStart"/>
-      <w:r>
-        <w:t>endpoints</w:t>
-      </w:r>
-      <w:proofErr w:type="spellEnd"/>
-      <w:r>
-        <w:t xml:space="preserve"> REST que devuelven/reciben JSON.</w:t>
-      </w:r>
-    </w:p>
-    <w:p>
-      <w:pPr>
-        <w:numPr>
-          <w:ilvl w:val="0"/>
-          <w:numId w:val="6"/>
-        </w:numPr>
-      </w:pPr>
-      <w:r>
-        <w:rPr>
-          <w:b/>
-          <w:bCs/>
-        </w:rPr>
-        <w:t>Qué me aportó:</w:t>
-      </w:r>
-      <w:r>
-        <w:t xml:space="preserve"> Control completo sobre consultas, validaciones y generación de </w:t>
-      </w:r>
-      <w:proofErr w:type="spellStart"/>
-      <w:r>
-        <w:t>api_token</w:t>
-      </w:r>
-      <w:proofErr w:type="spellEnd"/>
-      <w:r>
-        <w:t xml:space="preserve"> (</w:t>
-      </w:r>
-      <w:proofErr w:type="spellStart"/>
-      <w:r>
-        <w:t>login</w:t>
-      </w:r>
-      <w:proofErr w:type="spellEnd"/>
-      <w:r>
-        <w:t>). Fácil de depurar en local con XAMPP.</w:t>
-      </w:r>
-    </w:p>
-    <w:p>
-      <w:pPr>
-        <w:numPr>
-          <w:ilvl w:val="0"/>
-          <w:numId w:val="6"/>
-        </w:numPr>
-      </w:pPr>
-      <w:r>
-        <w:rPr>
-          <w:b/>
-          <w:bCs/>
-        </w:rPr>
-        <w:t>Coste/complicación:</w:t>
-      </w:r>
-      <w:r>
-        <w:t xml:space="preserve"> Seguridad y gestión de credenciales (no meter usuario/contraseña de BD en GitHub), y problemas con </w:t>
-      </w:r>
-      <w:proofErr w:type="spellStart"/>
-      <w:r>
-        <w:t>headers</w:t>
-      </w:r>
-      <w:proofErr w:type="spellEnd"/>
-      <w:r>
-        <w:t xml:space="preserve"> HTTP (CORS/</w:t>
-      </w:r>
-      <w:proofErr w:type="spellStart"/>
-      <w:r>
-        <w:t>Authorization</w:t>
-      </w:r>
-      <w:proofErr w:type="spellEnd"/>
-      <w:r>
-        <w:t>) según el entorno de hosting.</w:t>
-      </w:r>
-    </w:p>
-    <w:p>
-      <w:pPr>
-        <w:rPr>
-          <w:b/>
-          <w:bCs/>
-          <w:u w:val="single"/>
-        </w:rPr>
-      </w:pPr>
-      <w:r>
-        <w:rPr>
-          <w:b/>
-          <w:bCs/>
-          <w:u w:val="single"/>
-        </w:rPr>
-        <w:t>Base de datos: MySQL (</w:t>
-      </w:r>
-      <w:proofErr w:type="spellStart"/>
-      <w:r>
-        <w:rPr>
-          <w:b/>
-          <w:bCs/>
-          <w:u w:val="single"/>
-        </w:rPr>
-        <w:t>InfinityFree</w:t>
-      </w:r>
-      <w:proofErr w:type="spellEnd"/>
-      <w:r>
-        <w:rPr>
-          <w:b/>
-          <w:bCs/>
-          <w:u w:val="single"/>
-        </w:rPr>
-        <w:t>)</w:t>
-      </w:r>
-    </w:p>
-    <w:p>
-      <w:pPr>
-        <w:numPr>
-          <w:ilvl w:val="0"/>
-          <w:numId w:val="7"/>
-        </w:numPr>
-      </w:pPr>
-      <w:r>
-        <w:rPr>
-          <w:b/>
-          <w:bCs/>
-        </w:rPr>
-        <w:t>Por qué lo escogí:</w:t>
-      </w:r>
-      <w:r>
-        <w:t xml:space="preserve"> Sencillo y compatible con PHP; </w:t>
-      </w:r>
-      <w:proofErr w:type="spellStart"/>
-      <w:r>
-        <w:t>InfinityFree</w:t>
-      </w:r>
-      <w:proofErr w:type="spellEnd"/>
-      <w:r>
-        <w:t xml:space="preserve"> ofrece MySQL en gratuito lo que facilita hacer pruebas en remoto.</w:t>
-      </w:r>
-    </w:p>
-    <w:p>
-      <w:pPr>
-        <w:numPr>
-          <w:ilvl w:val="0"/>
-          <w:numId w:val="7"/>
-        </w:numPr>
-      </w:pPr>
-      <w:r>
-        <w:rPr>
-          <w:b/>
-          <w:bCs/>
-        </w:rPr>
-        <w:t>Qué me aportó:</w:t>
-      </w:r>
-      <w:r>
-        <w:t xml:space="preserve"> Tener una base de datos pública para el despliegue final; pude comprobar que las tablas usuarios, ofertas, peticiones estaban creadas y accesibles.</w:t>
-      </w:r>
-    </w:p>
-    <w:p>
-      <w:pPr>
-        <w:numPr>
-          <w:ilvl w:val="0"/>
-          <w:numId w:val="7"/>
-        </w:numPr>
-      </w:pPr>
-      <w:r>
-        <w:rPr>
-          <w:b/>
-          <w:bCs/>
-        </w:rPr>
-        <w:t>Coste/complicación:</w:t>
-      </w:r>
-      <w:r>
-        <w:t xml:space="preserve"> Limitaciones del hosting (restricciones de acceso remoto, reglas de seguridad, inyección de scripts de protección), y la necesidad de adaptar PDO DSN y permisos.</w:t>
-      </w:r>
-    </w:p>
-    <w:p>
-      <w:pPr>
-        <w:pStyle w:val="Prrafodelista"/>
-        <w:numPr>
-          <w:ilvl w:val="0"/>
-          <w:numId w:val="2"/>
-        </w:numPr>
-        <w:rPr>
-          <w:b/>
-          <w:bCs/>
-        </w:rPr>
-      </w:pPr>
-      <w:r>
-        <w:rPr>
-          <w:b/>
-          <w:bCs/>
-          <w:sz w:val="28"/>
-          <w:szCs w:val="28"/>
-        </w:rPr>
-        <w:t>Dificultades relevantes encontradas y cómo las abordé (detalle técnico)</w:t>
-      </w:r>
-    </w:p>
-    <w:p>
-      <w:pPr>
-        <w:rPr>
-          <w:b/>
-          <w:bCs/>
-        </w:rPr>
-      </w:pPr>
-      <w:r>
-        <w:rPr>
-          <w:b/>
-          <w:bCs/>
-        </w:rPr>
-        <w:t>A</w:t>
-      </w:r>
-      <w:r>
-        <w:rPr>
-          <w:b/>
-          <w:bCs/>
-        </w:rPr>
-        <w:t>) Conexiones a la base de datos y permisos (error 1044)</w:t>
-      </w:r>
-    </w:p>
-    <w:p>
-      <w:pPr>
-        <w:numPr>
-          <w:ilvl w:val="0"/>
-          <w:numId w:val="9"/>
-        </w:numPr>
-      </w:pPr>
-      <w:r>
-        <w:rPr>
-          <w:b/>
-          <w:bCs/>
-        </w:rPr>
-        <w:t>Situación:</w:t>
-      </w:r>
-      <w:r>
-        <w:t xml:space="preserve"> Error Access </w:t>
-      </w:r>
-      <w:proofErr w:type="spellStart"/>
-      <w:r>
-        <w:t>denied</w:t>
-      </w:r>
-      <w:proofErr w:type="spellEnd"/>
-      <w:r>
-        <w:t xml:space="preserve"> </w:t>
-      </w:r>
-      <w:proofErr w:type="spellStart"/>
-      <w:r>
-        <w:t>for</w:t>
-      </w:r>
-      <w:proofErr w:type="spellEnd"/>
-      <w:r>
-        <w:t xml:space="preserve"> </w:t>
-      </w:r>
-      <w:proofErr w:type="spellStart"/>
-      <w:r>
-        <w:t>user</w:t>
-      </w:r>
-      <w:proofErr w:type="spellEnd"/>
-      <w:r>
-        <w:t xml:space="preserve"> 'if0_40609679'@'192.</w:t>
-      </w:r>
-      <w:proofErr w:type="gramStart"/>
-      <w:r>
-        <w:t>168.%</w:t>
-      </w:r>
-      <w:proofErr w:type="gramEnd"/>
-      <w:r>
-        <w:t xml:space="preserve">' </w:t>
-      </w:r>
-      <w:proofErr w:type="spellStart"/>
-      <w:r>
-        <w:t>to</w:t>
-      </w:r>
-      <w:proofErr w:type="spellEnd"/>
-      <w:r>
-        <w:t xml:space="preserve"> </w:t>
-      </w:r>
-      <w:proofErr w:type="spellStart"/>
-      <w:r>
-        <w:t>database</w:t>
-      </w:r>
-      <w:proofErr w:type="spellEnd"/>
-      <w:r>
-        <w:t xml:space="preserve"> '</w:t>
-      </w:r>
-      <w:proofErr w:type="spellStart"/>
-      <w:r>
-        <w:t>proyecto_integrado</w:t>
-      </w:r>
-      <w:proofErr w:type="spellEnd"/>
-      <w:r>
-        <w:t>'. Esto ocurre cuando el usuario de MySQL no tiene permisos sobre la base de datos o se usa el usuario equivocado.</w:t>
-      </w:r>
-    </w:p>
-    <w:p>
-      <w:pPr>
-        <w:numPr>
-          <w:ilvl w:val="0"/>
-          <w:numId w:val="9"/>
-        </w:numPr>
-      </w:pPr>
-      <w:r>
-        <w:rPr>
-          <w:b/>
-          <w:bCs/>
-        </w:rPr>
-        <w:t>Lección:</w:t>
-      </w:r>
-      <w:r>
-        <w:t xml:space="preserve"> En hostings compartidos a menudo el prefijo del nombre de BD y usuario cambian (if0_xxx_nombre). Verificar en panel de control exactos DB </w:t>
-      </w:r>
-      <w:proofErr w:type="spellStart"/>
-      <w:r>
-        <w:t>name</w:t>
-      </w:r>
-      <w:proofErr w:type="spellEnd"/>
-      <w:r>
-        <w:t xml:space="preserve">, DB </w:t>
-      </w:r>
-      <w:proofErr w:type="spellStart"/>
-      <w:r>
-        <w:t>user</w:t>
-      </w:r>
-      <w:proofErr w:type="spellEnd"/>
-      <w:r>
-        <w:t xml:space="preserve">, DB host y actualizar </w:t>
-      </w:r>
-      <w:proofErr w:type="spellStart"/>
-      <w:r>
-        <w:t>modelos.php</w:t>
-      </w:r>
-      <w:proofErr w:type="spellEnd"/>
-      <w:r>
-        <w:t>.</w:t>
-      </w:r>
-    </w:p>
-    <w:p>
-      <w:pPr>
-        <w:numPr>
-          <w:ilvl w:val="0"/>
-          <w:numId w:val="9"/>
-        </w:numPr>
-      </w:pPr>
-      <w:r>
-        <w:rPr>
-          <w:b/>
-          <w:bCs/>
-        </w:rPr>
-        <w:t>Solución aplicada/propuesta:</w:t>
-      </w:r>
-      <w:r>
-        <w:t xml:space="preserve"> Confirmar en panel de </w:t>
-      </w:r>
-      <w:proofErr w:type="spellStart"/>
-      <w:r>
-        <w:t>InfinityFree</w:t>
-      </w:r>
-      <w:proofErr w:type="spellEnd"/>
-      <w:r>
-        <w:t xml:space="preserve"> que el usuario tiene permiso a la BD (en panel de hosting se crea la BD y se asigna el usuario); actualizar </w:t>
-      </w:r>
-      <w:proofErr w:type="spellStart"/>
-      <w:r>
-        <w:t>pdo</w:t>
-      </w:r>
-      <w:proofErr w:type="spellEnd"/>
-      <w:r>
-        <w:t xml:space="preserve"> DSN en </w:t>
-      </w:r>
-      <w:proofErr w:type="spellStart"/>
-      <w:r>
-        <w:t>modelos.php</w:t>
-      </w:r>
-      <w:proofErr w:type="spellEnd"/>
-      <w:r>
-        <w:t>. Evitar exponer estas credenciales en repositorios públicos.</w:t>
-      </w:r>
-    </w:p>
-    <w:p>
-      <w:pPr>
-        <w:rPr>
-          <w:b/>
-          <w:bCs/>
-        </w:rPr>
-      </w:pPr>
-      <w:r>
-        <w:rPr>
-          <w:b/>
-          <w:bCs/>
-        </w:rPr>
-        <w:t>B</w:t>
-      </w:r>
-      <w:r>
-        <w:rPr>
-          <w:b/>
-          <w:bCs/>
-        </w:rPr>
-        <w:t xml:space="preserve">) Autenticación: el token parece </w:t>
-      </w:r>
-      <w:proofErr w:type="gramStart"/>
-      <w:r>
-        <w:rPr>
-          <w:b/>
-          <w:bCs/>
-        </w:rPr>
-        <w:t>existir</w:t>
-      </w:r>
-      <w:proofErr w:type="gramEnd"/>
-      <w:r>
-        <w:rPr>
-          <w:b/>
-          <w:bCs/>
-        </w:rPr>
-        <w:t xml:space="preserve"> pero el </w:t>
-      </w:r>
-      <w:proofErr w:type="spellStart"/>
-      <w:r>
-        <w:rPr>
-          <w:b/>
-          <w:bCs/>
-        </w:rPr>
-        <w:t>backend</w:t>
-      </w:r>
-      <w:proofErr w:type="spellEnd"/>
-      <w:r>
-        <w:rPr>
-          <w:b/>
-          <w:bCs/>
-        </w:rPr>
-        <w:t xml:space="preserve"> dice “No autenticado”</w:t>
-      </w:r>
-    </w:p>
-    <w:p>
-      <w:pPr>
-        <w:numPr>
-          <w:ilvl w:val="0"/>
-          <w:numId w:val="10"/>
-        </w:numPr>
-      </w:pPr>
-      <w:r>
-        <w:rPr>
-          <w:b/>
-          <w:bCs/>
-        </w:rPr>
-        <w:lastRenderedPageBreak/>
-        <w:t>Síntomas observados:</w:t>
-      </w:r>
-      <w:r>
-        <w:t xml:space="preserve"> En el </w:t>
-      </w:r>
-      <w:proofErr w:type="spellStart"/>
-      <w:r>
-        <w:t>frontend</w:t>
-      </w:r>
-      <w:proofErr w:type="spellEnd"/>
-      <w:r>
-        <w:t xml:space="preserve"> se envía </w:t>
-      </w:r>
-      <w:proofErr w:type="spellStart"/>
-      <w:r>
-        <w:t>Authorization</w:t>
-      </w:r>
-      <w:proofErr w:type="spellEnd"/>
-      <w:r>
-        <w:t xml:space="preserve">: </w:t>
-      </w:r>
-      <w:proofErr w:type="spellStart"/>
-      <w:r>
-        <w:t>Bearer</w:t>
-      </w:r>
-      <w:proofErr w:type="spellEnd"/>
-      <w:r>
-        <w:t xml:space="preserve"> &lt;token&gt; y en </w:t>
-      </w:r>
-      <w:proofErr w:type="spellStart"/>
-      <w:r>
-        <w:t>application</w:t>
-      </w:r>
-      <w:proofErr w:type="spellEnd"/>
-      <w:r>
-        <w:t xml:space="preserve"> &gt; cookies aparece __test (cookie automática de </w:t>
-      </w:r>
-      <w:proofErr w:type="spellStart"/>
-      <w:r>
-        <w:t>InfinityFree</w:t>
-      </w:r>
-      <w:proofErr w:type="spellEnd"/>
-      <w:r>
-        <w:t>/</w:t>
-      </w:r>
-      <w:proofErr w:type="spellStart"/>
-      <w:r>
-        <w:t>anti-bot</w:t>
-      </w:r>
-      <w:proofErr w:type="spellEnd"/>
-      <w:r>
-        <w:t xml:space="preserve">). Sin embargo, en </w:t>
-      </w:r>
-      <w:proofErr w:type="spellStart"/>
-      <w:r>
-        <w:t>servicios.php</w:t>
-      </w:r>
-      <w:proofErr w:type="spellEnd"/>
-      <w:r>
-        <w:t xml:space="preserve"> </w:t>
-      </w:r>
-      <w:proofErr w:type="spellStart"/>
-      <w:proofErr w:type="gramStart"/>
-      <w:r>
-        <w:t>getBearerToken</w:t>
-      </w:r>
-      <w:proofErr w:type="spellEnd"/>
-      <w:r>
-        <w:t>(</w:t>
-      </w:r>
-      <w:proofErr w:type="gramEnd"/>
-      <w:r>
-        <w:t xml:space="preserve">) no detectaba el </w:t>
-      </w:r>
-      <w:proofErr w:type="spellStart"/>
-      <w:r>
-        <w:t>header</w:t>
-      </w:r>
-      <w:proofErr w:type="spellEnd"/>
-      <w:r>
-        <w:t xml:space="preserve"> y </w:t>
-      </w:r>
-      <w:proofErr w:type="spellStart"/>
-      <w:r>
-        <w:t>authUser</w:t>
-      </w:r>
-      <w:proofErr w:type="spellEnd"/>
-      <w:r>
-        <w:t xml:space="preserve"> quedaba </w:t>
-      </w:r>
-      <w:proofErr w:type="spellStart"/>
-      <w:r>
-        <w:t>null</w:t>
-      </w:r>
-      <w:proofErr w:type="spellEnd"/>
-      <w:r>
-        <w:t>.</w:t>
-      </w:r>
-    </w:p>
-    <w:p>
-      <w:pPr>
-        <w:numPr>
-          <w:ilvl w:val="0"/>
-          <w:numId w:val="10"/>
-        </w:numPr>
-      </w:pPr>
-      <w:r>
-        <w:rPr>
-          <w:b/>
-          <w:bCs/>
-        </w:rPr>
-        <w:t>Causas y matices:</w:t>
-      </w:r>
-    </w:p>
-    <w:p>
-      <w:pPr>
-        <w:numPr>
-          <w:ilvl w:val="1"/>
-          <w:numId w:val="10"/>
-        </w:numPr>
-      </w:pPr>
-      <w:r>
-        <w:t>Algunos entornos (</w:t>
-      </w:r>
-      <w:proofErr w:type="spellStart"/>
-      <w:r>
-        <w:t>cient</w:t>
-      </w:r>
-      <w:proofErr w:type="spellEnd"/>
-      <w:r>
-        <w:t xml:space="preserve"> hosting, </w:t>
-      </w:r>
-      <w:proofErr w:type="spellStart"/>
-      <w:r>
-        <w:t>proxies</w:t>
-      </w:r>
-      <w:proofErr w:type="spellEnd"/>
-      <w:r>
-        <w:t xml:space="preserve"> o servidores) no pasan la cabecera </w:t>
-      </w:r>
-      <w:proofErr w:type="spellStart"/>
-      <w:r>
-        <w:t>Authorization</w:t>
-      </w:r>
-      <w:proofErr w:type="spellEnd"/>
-      <w:r>
-        <w:t xml:space="preserve"> por defecto a PHP (Apache a veces no la expone en $_SERVER sin un ajuste).</w:t>
-      </w:r>
-    </w:p>
-    <w:p>
-      <w:pPr>
-        <w:numPr>
-          <w:ilvl w:val="1"/>
-          <w:numId w:val="10"/>
-        </w:numPr>
-      </w:pPr>
-      <w:proofErr w:type="spellStart"/>
-      <w:r>
-        <w:t>InfinityFree</w:t>
-      </w:r>
-      <w:proofErr w:type="spellEnd"/>
-      <w:r>
-        <w:t>/</w:t>
-      </w:r>
-      <w:proofErr w:type="spellStart"/>
-      <w:r>
-        <w:t>Cloudflare</w:t>
-      </w:r>
-      <w:proofErr w:type="spellEnd"/>
-      <w:r>
-        <w:t xml:space="preserve"> y servicios similares pueden inyectar un JS </w:t>
-      </w:r>
-      <w:proofErr w:type="spellStart"/>
-      <w:r>
-        <w:t>anti-bot</w:t>
-      </w:r>
-      <w:proofErr w:type="spellEnd"/>
-      <w:r>
-        <w:t xml:space="preserve"> que establece cookies y hasta redirige a una URL temporal mientras valida el visitante (ese __test y el aes.js que viste).</w:t>
-      </w:r>
-    </w:p>
-    <w:p>
-      <w:pPr>
-        <w:numPr>
-          <w:ilvl w:val="1"/>
-          <w:numId w:val="10"/>
-        </w:numPr>
-      </w:pPr>
-      <w:r>
-        <w:t>Si usas Access-Control-</w:t>
-      </w:r>
-      <w:proofErr w:type="spellStart"/>
-      <w:r>
-        <w:t>Allow</w:t>
-      </w:r>
-      <w:proofErr w:type="spellEnd"/>
-      <w:r>
-        <w:t>-</w:t>
-      </w:r>
-      <w:proofErr w:type="spellStart"/>
-      <w:r>
-        <w:t>Origin</w:t>
-      </w:r>
-      <w:proofErr w:type="spellEnd"/>
-      <w:r>
-        <w:t>: * y además necesitas enviar credenciales (cookies), esto no funcionará: * + Access-Control-</w:t>
-      </w:r>
-      <w:proofErr w:type="spellStart"/>
-      <w:r>
-        <w:t>Allow</w:t>
-      </w:r>
-      <w:proofErr w:type="spellEnd"/>
-      <w:r>
-        <w:t>-</w:t>
-      </w:r>
-      <w:proofErr w:type="spellStart"/>
-      <w:r>
-        <w:t>Credentials</w:t>
-      </w:r>
-      <w:proofErr w:type="spellEnd"/>
-      <w:r>
-        <w:t xml:space="preserve">: true es inválido. Hay que decidir: token en </w:t>
-      </w:r>
-      <w:proofErr w:type="spellStart"/>
-      <w:r>
-        <w:t>Authorization</w:t>
-      </w:r>
-      <w:proofErr w:type="spellEnd"/>
-      <w:r>
-        <w:t xml:space="preserve"> </w:t>
-      </w:r>
-      <w:proofErr w:type="spellStart"/>
-      <w:r>
-        <w:t>header</w:t>
-      </w:r>
-      <w:proofErr w:type="spellEnd"/>
-      <w:r>
-        <w:t xml:space="preserve"> (mejor) o cookie </w:t>
-      </w:r>
-      <w:proofErr w:type="spellStart"/>
-      <w:r>
-        <w:t>HttpOnly</w:t>
-      </w:r>
-      <w:proofErr w:type="spellEnd"/>
-      <w:r>
-        <w:t>.</w:t>
-      </w:r>
-    </w:p>
-    <w:p>
-      <w:pPr>
-        <w:numPr>
-          <w:ilvl w:val="0"/>
-          <w:numId w:val="10"/>
-        </w:numPr>
-      </w:pPr>
-      <w:r>
-        <w:rPr>
-          <w:b/>
-          <w:bCs/>
-        </w:rPr>
-        <w:t>Qué hice/probé:</w:t>
-      </w:r>
-    </w:p>
-    <w:p>
-      <w:pPr>
-        <w:numPr>
-          <w:ilvl w:val="1"/>
-          <w:numId w:val="10"/>
-        </w:numPr>
-      </w:pPr>
-      <w:r>
-        <w:t xml:space="preserve">Implementé </w:t>
-      </w:r>
-      <w:proofErr w:type="spellStart"/>
-      <w:proofErr w:type="gramStart"/>
-      <w:r>
-        <w:t>getBearerToken</w:t>
-      </w:r>
-      <w:proofErr w:type="spellEnd"/>
-      <w:r>
-        <w:t>(</w:t>
-      </w:r>
-      <w:proofErr w:type="gramEnd"/>
-      <w:r>
-        <w:t xml:space="preserve">) que intenta leer </w:t>
-      </w:r>
-      <w:proofErr w:type="spellStart"/>
-      <w:r>
-        <w:t>apache_request_</w:t>
-      </w:r>
-      <w:proofErr w:type="gramStart"/>
-      <w:r>
-        <w:t>headers</w:t>
-      </w:r>
-      <w:proofErr w:type="spellEnd"/>
-      <w:r>
-        <w:t>(</w:t>
-      </w:r>
-      <w:proofErr w:type="gramEnd"/>
-      <w:r>
-        <w:t xml:space="preserve">) y también $_SERVER['HTTP_AUTHORIZATION'] como </w:t>
-      </w:r>
-      <w:proofErr w:type="spellStart"/>
-      <w:r>
-        <w:t>fallback</w:t>
-      </w:r>
-      <w:proofErr w:type="spellEnd"/>
-      <w:r>
-        <w:t>.</w:t>
-      </w:r>
-    </w:p>
-    <w:p>
-      <w:pPr>
-        <w:numPr>
-          <w:ilvl w:val="1"/>
-          <w:numId w:val="10"/>
-        </w:numPr>
-      </w:pPr>
-      <w:r>
-        <w:t xml:space="preserve">Añadí lógica en el </w:t>
-      </w:r>
-      <w:proofErr w:type="spellStart"/>
-      <w:r>
-        <w:t>frontend</w:t>
-      </w:r>
-      <w:proofErr w:type="spellEnd"/>
-      <w:r>
-        <w:t xml:space="preserve"> para adjuntar token tanto en </w:t>
-      </w:r>
-      <w:proofErr w:type="spellStart"/>
-      <w:r>
-        <w:t>header</w:t>
-      </w:r>
-      <w:proofErr w:type="spellEnd"/>
-      <w:r>
-        <w:t xml:space="preserve"> </w:t>
-      </w:r>
-      <w:proofErr w:type="spellStart"/>
-      <w:r>
-        <w:t>Authorization</w:t>
-      </w:r>
-      <w:proofErr w:type="spellEnd"/>
-      <w:r>
-        <w:t xml:space="preserve"> como en el </w:t>
-      </w:r>
-      <w:proofErr w:type="spellStart"/>
-      <w:r>
-        <w:t>body</w:t>
-      </w:r>
-      <w:proofErr w:type="spellEnd"/>
-      <w:r>
-        <w:t xml:space="preserve"> (</w:t>
-      </w:r>
-      <w:proofErr w:type="spellStart"/>
-      <w:r>
-        <w:t>attachTokenToBody</w:t>
-      </w:r>
-      <w:proofErr w:type="spellEnd"/>
-      <w:r>
-        <w:t>) como plan B — esto ayudó con hosts que eliminan la cabecera.</w:t>
-      </w:r>
-    </w:p>
-    <w:p>
-      <w:pPr>
-        <w:numPr>
-          <w:ilvl w:val="1"/>
-          <w:numId w:val="10"/>
-        </w:numPr>
-      </w:pPr>
-      <w:r>
-        <w:t xml:space="preserve">Creé un </w:t>
-      </w:r>
-      <w:proofErr w:type="spellStart"/>
-      <w:r>
-        <w:t>endpoint</w:t>
-      </w:r>
-      <w:proofErr w:type="spellEnd"/>
-      <w:r>
-        <w:t xml:space="preserve"> </w:t>
-      </w:r>
-      <w:proofErr w:type="spellStart"/>
-      <w:r>
-        <w:t>debug</w:t>
-      </w:r>
-      <w:proofErr w:type="spellEnd"/>
-      <w:r>
-        <w:t xml:space="preserve"> (</w:t>
-      </w:r>
-      <w:proofErr w:type="spellStart"/>
-      <w:r>
-        <w:t>servicios_debug.php</w:t>
-      </w:r>
-      <w:proofErr w:type="spellEnd"/>
-      <w:r>
-        <w:t xml:space="preserve">) para inspeccionar qué </w:t>
-      </w:r>
-      <w:proofErr w:type="spellStart"/>
-      <w:r>
-        <w:t>headers</w:t>
-      </w:r>
-      <w:proofErr w:type="spellEnd"/>
-      <w:r>
-        <w:t xml:space="preserve"> y </w:t>
-      </w:r>
-      <w:proofErr w:type="spellStart"/>
-      <w:r>
-        <w:t>body</w:t>
-      </w:r>
-      <w:proofErr w:type="spellEnd"/>
-      <w:r>
-        <w:t xml:space="preserve"> llegan al servidor. Con esto confirmé que el token </w:t>
-      </w:r>
-      <w:r>
-        <w:rPr>
-          <w:b/>
-          <w:bCs/>
-        </w:rPr>
-        <w:t>sí</w:t>
-      </w:r>
-      <w:r>
-        <w:t xml:space="preserve"> llegaba en el </w:t>
-      </w:r>
-      <w:proofErr w:type="spellStart"/>
-      <w:r>
-        <w:t>body</w:t>
-      </w:r>
-      <w:proofErr w:type="spellEnd"/>
-      <w:r>
-        <w:t xml:space="preserve"> en pruebas, y que la DB devolvía usuario correcto cuando el token se buscaba en la BD.</w:t>
-      </w:r>
-    </w:p>
-    <w:p>
-      <w:pPr>
-        <w:numPr>
-          <w:ilvl w:val="0"/>
-          <w:numId w:val="10"/>
-        </w:numPr>
-      </w:pPr>
-      <w:r>
-        <w:rPr>
-          <w:b/>
-          <w:bCs/>
-        </w:rPr>
-        <w:t>Recomendaciones finales:</w:t>
-      </w:r>
-    </w:p>
-    <w:p>
-      <w:pPr>
-        <w:numPr>
-          <w:ilvl w:val="1"/>
-          <w:numId w:val="10"/>
-        </w:numPr>
-      </w:pPr>
-      <w:r>
-        <w:t xml:space="preserve">Preferir </w:t>
-      </w:r>
-      <w:proofErr w:type="spellStart"/>
-      <w:r>
-        <w:t>Authorization</w:t>
-      </w:r>
-      <w:proofErr w:type="spellEnd"/>
-      <w:r>
-        <w:t xml:space="preserve">: </w:t>
-      </w:r>
-      <w:proofErr w:type="spellStart"/>
-      <w:r>
-        <w:t>Bearer</w:t>
-      </w:r>
-      <w:proofErr w:type="spellEnd"/>
-      <w:r>
-        <w:t xml:space="preserve"> en </w:t>
-      </w:r>
-      <w:proofErr w:type="spellStart"/>
-      <w:r>
-        <w:t>headers</w:t>
-      </w:r>
-      <w:proofErr w:type="spellEnd"/>
-      <w:r>
-        <w:t xml:space="preserve">; en servidores que lo bloquean, habilitar </w:t>
-      </w:r>
-      <w:proofErr w:type="spellStart"/>
-      <w:r>
-        <w:t>RewriteRule</w:t>
-      </w:r>
-      <w:proofErr w:type="spellEnd"/>
-      <w:r>
-        <w:t xml:space="preserve"> o </w:t>
-      </w:r>
-      <w:proofErr w:type="spellStart"/>
-      <w:r>
-        <w:t>SetEnvIf</w:t>
-      </w:r>
-      <w:proofErr w:type="spellEnd"/>
-      <w:r>
-        <w:t xml:space="preserve"> </w:t>
-      </w:r>
-      <w:proofErr w:type="spellStart"/>
-      <w:r>
-        <w:t>Authorization</w:t>
-      </w:r>
-      <w:proofErr w:type="spellEnd"/>
-      <w:r>
-        <w:t xml:space="preserve"> "</w:t>
-      </w:r>
-      <w:proofErr w:type="gramStart"/>
-      <w:r>
-        <w:t>(.*</w:t>
-      </w:r>
-      <w:proofErr w:type="gramEnd"/>
-      <w:r>
-        <w:t>)" HTTP_AUTHORIZATION=$1 en .</w:t>
-      </w:r>
-      <w:proofErr w:type="spellStart"/>
-      <w:r>
-        <w:t>htaccess</w:t>
-      </w:r>
-      <w:proofErr w:type="spellEnd"/>
-      <w:r>
-        <w:t xml:space="preserve"> para pasar la cabecera a PHP.</w:t>
-      </w:r>
-    </w:p>
-    <w:p>
-      <w:pPr>
-        <w:numPr>
-          <w:ilvl w:val="1"/>
-          <w:numId w:val="10"/>
-        </w:numPr>
-      </w:pPr>
-      <w:r>
-        <w:t xml:space="preserve">Si decides usar cookies, ponerlas </w:t>
-      </w:r>
-      <w:proofErr w:type="spellStart"/>
-      <w:r>
-        <w:t>HttpOnly</w:t>
-      </w:r>
-      <w:proofErr w:type="spellEnd"/>
-      <w:r>
-        <w:t xml:space="preserve"> y seguras, y configurar CORS con Access-Control-</w:t>
-      </w:r>
-      <w:proofErr w:type="spellStart"/>
-      <w:r>
-        <w:t>Allow</w:t>
-      </w:r>
-      <w:proofErr w:type="spellEnd"/>
-      <w:r>
-        <w:t>-</w:t>
-      </w:r>
-      <w:proofErr w:type="spellStart"/>
-      <w:r>
-        <w:t>Credentials</w:t>
-      </w:r>
-      <w:proofErr w:type="spellEnd"/>
-      <w:r>
-        <w:t>: true y un origen concreto (no *).</w:t>
-      </w:r>
-    </w:p>
-    <w:p>
-      <w:pPr>
-        <w:numPr>
-          <w:ilvl w:val="1"/>
-          <w:numId w:val="10"/>
-        </w:numPr>
-      </w:pPr>
-      <w:r>
-        <w:lastRenderedPageBreak/>
-        <w:t xml:space="preserve">Evitar confiar en soluciones “token en </w:t>
-      </w:r>
-      <w:proofErr w:type="spellStart"/>
-      <w:r>
-        <w:t>body</w:t>
-      </w:r>
-      <w:proofErr w:type="spellEnd"/>
-      <w:r>
-        <w:t>” a la larga; es menos estándar.</w:t>
-      </w:r>
-    </w:p>
-    <w:p>
-      <w:pPr>
-        <w:rPr>
-          <w:b/>
-          <w:bCs/>
-        </w:rPr>
-      </w:pPr>
-      <w:r>
-        <w:rPr>
-          <w:b/>
-          <w:bCs/>
-        </w:rPr>
-        <w:t>C</w:t>
-      </w:r>
-      <w:r>
-        <w:rPr>
-          <w:b/>
-          <w:bCs/>
-        </w:rPr>
-        <w:t xml:space="preserve">) Cookies </w:t>
-      </w:r>
-      <w:proofErr w:type="spellStart"/>
-      <w:r>
-        <w:rPr>
-          <w:b/>
-          <w:bCs/>
-        </w:rPr>
-        <w:t>anti-bot</w:t>
-      </w:r>
-      <w:proofErr w:type="spellEnd"/>
-      <w:r>
-        <w:rPr>
-          <w:b/>
-          <w:bCs/>
-        </w:rPr>
-        <w:t xml:space="preserve"> inyectadas por el hosting (aes.js, __test)</w:t>
-      </w:r>
-    </w:p>
-    <w:p>
-      <w:pPr>
-        <w:numPr>
-          <w:ilvl w:val="0"/>
-          <w:numId w:val="11"/>
-        </w:numPr>
-      </w:pPr>
-      <w:r>
-        <w:rPr>
-          <w:b/>
-          <w:bCs/>
-        </w:rPr>
-        <w:t>Situación:</w:t>
-      </w:r>
-      <w:r>
-        <w:t xml:space="preserve"> Al cargar el </w:t>
-      </w:r>
-      <w:proofErr w:type="spellStart"/>
-      <w:r>
-        <w:t>endpoint</w:t>
-      </w:r>
-      <w:proofErr w:type="spellEnd"/>
-      <w:r>
-        <w:t xml:space="preserve"> remoto, recibí un HTML con un script aes.js que crea __test cookie y redirige a la URL con i=1. Eso es una protección </w:t>
-      </w:r>
-      <w:proofErr w:type="spellStart"/>
-      <w:r>
-        <w:t>anti-bot</w:t>
-      </w:r>
-      <w:proofErr w:type="spellEnd"/>
-      <w:r>
-        <w:t xml:space="preserve"> que el hosting gratis (o </w:t>
-      </w:r>
-      <w:proofErr w:type="spellStart"/>
-      <w:r>
-        <w:t>Cloudflare</w:t>
-      </w:r>
-      <w:proofErr w:type="spellEnd"/>
-      <w:r>
-        <w:t xml:space="preserve"> intermedio) añade.</w:t>
-      </w:r>
-    </w:p>
-    <w:p>
-      <w:pPr>
-        <w:numPr>
-          <w:ilvl w:val="0"/>
-          <w:numId w:val="11"/>
-        </w:numPr>
-      </w:pPr>
-      <w:r>
-        <w:rPr>
-          <w:b/>
-          <w:bCs/>
-        </w:rPr>
-        <w:t>Impacto:</w:t>
-      </w:r>
-      <w:r>
-        <w:t xml:space="preserve"> Añade complejidad para </w:t>
-      </w:r>
-      <w:proofErr w:type="spellStart"/>
-      <w:r>
-        <w:t>debugging</w:t>
-      </w:r>
-      <w:proofErr w:type="spellEnd"/>
-      <w:r>
-        <w:t xml:space="preserve"> y autenticación (redirecciones, </w:t>
-      </w:r>
-      <w:proofErr w:type="spellStart"/>
-      <w:r>
-        <w:t>headers</w:t>
-      </w:r>
-      <w:proofErr w:type="spellEnd"/>
-      <w:r>
-        <w:t xml:space="preserve"> modificados). A veces el script impide que el </w:t>
-      </w:r>
-      <w:proofErr w:type="spellStart"/>
-      <w:r>
-        <w:t>Authorization</w:t>
-      </w:r>
-      <w:proofErr w:type="spellEnd"/>
-      <w:r>
-        <w:t xml:space="preserve"> llegue limpio.</w:t>
-      </w:r>
-    </w:p>
-    <w:p>
-      <w:pPr>
-        <w:numPr>
-          <w:ilvl w:val="0"/>
-          <w:numId w:val="11"/>
-        </w:numPr>
-      </w:pPr>
-      <w:r>
-        <w:rPr>
-          <w:b/>
-          <w:bCs/>
-        </w:rPr>
-        <w:t>Cómo lo gestioné:</w:t>
-      </w:r>
-      <w:r>
-        <w:t xml:space="preserve"> Usé el </w:t>
-      </w:r>
-      <w:proofErr w:type="spellStart"/>
-      <w:r>
-        <w:t>endpoint</w:t>
-      </w:r>
-      <w:proofErr w:type="spellEnd"/>
-      <w:r>
-        <w:t xml:space="preserve"> de </w:t>
-      </w:r>
-      <w:proofErr w:type="spellStart"/>
-      <w:r>
-        <w:t>debug</w:t>
-      </w:r>
-      <w:proofErr w:type="spellEnd"/>
-      <w:r>
-        <w:t xml:space="preserve"> y observé que, tras la validación, la petición correcta llega y el token es detectado desde el </w:t>
-      </w:r>
-      <w:proofErr w:type="spellStart"/>
-      <w:r>
-        <w:t>body</w:t>
-      </w:r>
-      <w:proofErr w:type="spellEnd"/>
-      <w:r>
-        <w:t xml:space="preserve">. En producción, si quieres evitarlo, necesitas un plan de hosting que no inyecte esas protecciones o configurar </w:t>
-      </w:r>
-      <w:proofErr w:type="spellStart"/>
-      <w:r>
-        <w:t>headers</w:t>
-      </w:r>
-      <w:proofErr w:type="spellEnd"/>
-      <w:r>
-        <w:t>/</w:t>
-      </w:r>
-      <w:proofErr w:type="spellStart"/>
-      <w:r>
-        <w:t>paths</w:t>
-      </w:r>
-      <w:proofErr w:type="spellEnd"/>
-      <w:r>
-        <w:t xml:space="preserve"> que el proveedor permita sin retoques.</w:t>
-      </w:r>
-    </w:p>
-    <w:p>
-      <w:pPr>
-        <w:rPr>
-          <w:b/>
-          <w:bCs/>
-        </w:rPr>
-      </w:pPr>
-      <w:r>
-        <w:rPr>
-          <w:b/>
-          <w:bCs/>
-        </w:rPr>
-        <w:t>D</w:t>
-      </w:r>
-      <w:r>
-        <w:rPr>
-          <w:b/>
-          <w:bCs/>
-        </w:rPr>
-        <w:t xml:space="preserve">) </w:t>
-      </w:r>
-      <w:proofErr w:type="spellStart"/>
-      <w:r>
-        <w:rPr>
-          <w:b/>
-          <w:bCs/>
-        </w:rPr>
-        <w:t>Caching</w:t>
-      </w:r>
-      <w:proofErr w:type="spellEnd"/>
-      <w:r>
-        <w:rPr>
-          <w:b/>
-          <w:bCs/>
-        </w:rPr>
-        <w:t xml:space="preserve"> / persistencia de la versión local vs remota</w:t>
-      </w:r>
-    </w:p>
-    <w:p>
-      <w:pPr>
-        <w:numPr>
-          <w:ilvl w:val="0"/>
-          <w:numId w:val="12"/>
-        </w:numPr>
-      </w:pPr>
-      <w:r>
-        <w:rPr>
-          <w:b/>
-          <w:bCs/>
-        </w:rPr>
-        <w:t>Síntoma observado:</w:t>
-      </w:r>
-      <w:r>
-        <w:t xml:space="preserve"> Aunque borré el </w:t>
-      </w:r>
-      <w:proofErr w:type="spellStart"/>
-      <w:r>
-        <w:t>dist</w:t>
-      </w:r>
-      <w:proofErr w:type="spellEnd"/>
-      <w:r>
-        <w:t xml:space="preserve"> local y cambié archivos, el </w:t>
-      </w:r>
-      <w:proofErr w:type="spellStart"/>
-      <w:r>
-        <w:t>frontend</w:t>
-      </w:r>
-      <w:proofErr w:type="spellEnd"/>
-      <w:r>
-        <w:t xml:space="preserve"> seguía mostrando la versión anterior (como “guardada”), y borrar caché del navegador no parece solucionar.</w:t>
-      </w:r>
-    </w:p>
-    <w:p>
-      <w:pPr>
-        <w:numPr>
-          <w:ilvl w:val="0"/>
-          <w:numId w:val="12"/>
-        </w:numPr>
-      </w:pPr>
-      <w:r>
-        <w:rPr>
-          <w:b/>
-          <w:bCs/>
-        </w:rPr>
-        <w:t>Causas posibles rastreadas:</w:t>
-      </w:r>
-    </w:p>
-    <w:p>
-      <w:pPr>
-        <w:numPr>
-          <w:ilvl w:val="1"/>
-          <w:numId w:val="12"/>
-        </w:numPr>
-      </w:pPr>
-      <w:proofErr w:type="spellStart"/>
-      <w:r>
-        <w:t>Service</w:t>
-      </w:r>
-      <w:proofErr w:type="spellEnd"/>
-      <w:r>
-        <w:t xml:space="preserve"> </w:t>
-      </w:r>
-      <w:proofErr w:type="spellStart"/>
-      <w:r>
-        <w:t>Worker</w:t>
-      </w:r>
-      <w:proofErr w:type="spellEnd"/>
-      <w:r>
-        <w:t xml:space="preserve">: la </w:t>
-      </w:r>
-      <w:proofErr w:type="gramStart"/>
-      <w:r>
-        <w:t>app</w:t>
-      </w:r>
-      <w:proofErr w:type="gramEnd"/>
-      <w:r>
-        <w:t xml:space="preserve"> podría haber registrado un </w:t>
-      </w:r>
-      <w:proofErr w:type="spellStart"/>
-      <w:r>
-        <w:t>service</w:t>
-      </w:r>
-      <w:proofErr w:type="spellEnd"/>
-      <w:r>
-        <w:t xml:space="preserve"> </w:t>
-      </w:r>
-      <w:proofErr w:type="spellStart"/>
-      <w:r>
-        <w:t>worker</w:t>
-      </w:r>
-      <w:proofErr w:type="spellEnd"/>
-      <w:r>
-        <w:t xml:space="preserve"> que cachea </w:t>
-      </w:r>
-      <w:proofErr w:type="spellStart"/>
-      <w:r>
-        <w:t>assets</w:t>
-      </w:r>
-      <w:proofErr w:type="spellEnd"/>
-      <w:r>
-        <w:t>. Si existe, es necesario actualizar o desactivar el SW en producción.</w:t>
-      </w:r>
-    </w:p>
-    <w:p>
-      <w:pPr>
-        <w:numPr>
-          <w:ilvl w:val="1"/>
-          <w:numId w:val="12"/>
-        </w:numPr>
-      </w:pPr>
-      <w:r>
-        <w:t>CDN / proxy cache en el hosting o en el navegador.</w:t>
-      </w:r>
-    </w:p>
-    <w:p>
-      <w:pPr>
-        <w:numPr>
-          <w:ilvl w:val="1"/>
-          <w:numId w:val="12"/>
-        </w:numPr>
-      </w:pPr>
-      <w:r>
-        <w:t xml:space="preserve">Archivos </w:t>
-      </w:r>
-      <w:proofErr w:type="spellStart"/>
-      <w:r>
-        <w:t>dist</w:t>
-      </w:r>
-      <w:proofErr w:type="spellEnd"/>
-      <w:r>
-        <w:t xml:space="preserve"> en el servidor no fueron actualizados; el servidor seguía sirviendo la versión antigua.</w:t>
-      </w:r>
-    </w:p>
-    <w:p>
-      <w:pPr>
-        <w:numPr>
-          <w:ilvl w:val="0"/>
-          <w:numId w:val="12"/>
-        </w:numPr>
-      </w:pPr>
-      <w:r>
-        <w:rPr>
-          <w:b/>
-          <w:bCs/>
-        </w:rPr>
-        <w:t>Solución/propuesta:</w:t>
-      </w:r>
-      <w:r>
-        <w:t xml:space="preserve"> Comprobar </w:t>
-      </w:r>
-      <w:proofErr w:type="spellStart"/>
-      <w:proofErr w:type="gramStart"/>
-      <w:r>
-        <w:t>n</w:t>
-      </w:r>
-      <w:r>
-        <w:t>avigator.serviceWorker.getRegistrations</w:t>
-      </w:r>
-      <w:proofErr w:type="spellEnd"/>
-      <w:proofErr w:type="gramEnd"/>
-      <w:r>
-        <w:t xml:space="preserve">() en consola para ver si hay SW activos; si existen, </w:t>
-      </w:r>
-      <w:proofErr w:type="spellStart"/>
-      <w:r>
-        <w:t>desregistrarlos</w:t>
-      </w:r>
-      <w:proofErr w:type="spellEnd"/>
-      <w:r>
-        <w:t xml:space="preserve"> durante el despliegue o actualizar versiones de SW. Forzar Cache-Control apropiado en el servidor.</w:t>
-      </w:r>
-    </w:p>
-    <w:p>
-      <w:pPr>
-        <w:pStyle w:val="Prrafodelista"/>
-        <w:numPr>
-          <w:ilvl w:val="0"/>
-          <w:numId w:val="2"/>
-        </w:numPr>
-        <w:rPr>
-          <w:b/>
-          <w:bCs/>
-          <w:sz w:val="28"/>
-          <w:szCs w:val="28"/>
-        </w:rPr>
-      </w:pPr>
-      <w:r>
-        <w:rPr>
-          <w:b/>
-          <w:bCs/>
-          <w:sz w:val="28"/>
-          <w:szCs w:val="28"/>
-        </w:rPr>
-        <w:t>Decisiones funcionales y de diseño que considero bien tomadas (y por qué)</w:t>
-      </w:r>
-    </w:p>
-    <w:p>
-      <w:pPr>
-        <w:numPr>
-          <w:ilvl w:val="0"/>
-          <w:numId w:val="14"/>
-        </w:numPr>
-      </w:pPr>
-      <w:r>
-        <w:rPr>
-          <w:b/>
-          <w:bCs/>
-        </w:rPr>
-        <w:t>Tokens per-</w:t>
-      </w:r>
-      <w:proofErr w:type="spellStart"/>
-      <w:r>
-        <w:rPr>
-          <w:b/>
-          <w:bCs/>
-        </w:rPr>
-        <w:t>user</w:t>
-      </w:r>
-      <w:proofErr w:type="spellEnd"/>
-      <w:r>
-        <w:rPr>
-          <w:b/>
-          <w:bCs/>
-        </w:rPr>
-        <w:t xml:space="preserve"> en DB (</w:t>
-      </w:r>
-      <w:proofErr w:type="spellStart"/>
-      <w:r>
-        <w:rPr>
-          <w:b/>
-          <w:bCs/>
-        </w:rPr>
-        <w:t>api_token</w:t>
-      </w:r>
-      <w:proofErr w:type="spellEnd"/>
-      <w:r>
-        <w:rPr>
-          <w:b/>
-          <w:bCs/>
-        </w:rPr>
-        <w:t>):</w:t>
-      </w:r>
-      <w:r>
-        <w:t xml:space="preserve"> simple y suficiente para un MVP. Permite invalidar tokens desde la BD y no requiere un sistema de JWT complejo si la escala es pequeña.</w:t>
-      </w:r>
-    </w:p>
-    <w:p>
-      <w:pPr>
-        <w:numPr>
-          <w:ilvl w:val="0"/>
-          <w:numId w:val="14"/>
-        </w:numPr>
-      </w:pPr>
-      <w:r>
-        <w:rPr>
-          <w:b/>
-          <w:bCs/>
-        </w:rPr>
-        <w:lastRenderedPageBreak/>
-        <w:t>Separación FRONT / BACK con JSON:</w:t>
-      </w:r>
-      <w:r>
-        <w:t xml:space="preserve"> modela bien el flujo SPA y permite migrar </w:t>
-      </w:r>
-      <w:proofErr w:type="spellStart"/>
-      <w:r>
-        <w:t>backend</w:t>
-      </w:r>
-      <w:proofErr w:type="spellEnd"/>
-      <w:r>
-        <w:t xml:space="preserve"> a otra tecnología si lo necesito.</w:t>
-      </w:r>
-    </w:p>
-    <w:p>
-      <w:pPr>
-        <w:numPr>
-          <w:ilvl w:val="0"/>
-          <w:numId w:val="14"/>
-        </w:numPr>
-      </w:pPr>
-      <w:r>
-        <w:rPr>
-          <w:b/>
-          <w:bCs/>
-        </w:rPr>
-        <w:t xml:space="preserve">Validaciones mínimas en </w:t>
-      </w:r>
-      <w:proofErr w:type="spellStart"/>
-      <w:r>
-        <w:rPr>
-          <w:b/>
-          <w:bCs/>
-        </w:rPr>
-        <w:t>backend</w:t>
-      </w:r>
-      <w:proofErr w:type="spellEnd"/>
-      <w:r>
-        <w:rPr>
-          <w:b/>
-          <w:bCs/>
-        </w:rPr>
-        <w:t xml:space="preserve"> (modelo):</w:t>
-      </w:r>
-      <w:r>
-        <w:t xml:space="preserve"> protegen contra inserciones mal formadas y previenen duplicados (email único). Mantener lógica crucial en </w:t>
-      </w:r>
-      <w:proofErr w:type="spellStart"/>
-      <w:r>
-        <w:t>backend</w:t>
-      </w:r>
-      <w:proofErr w:type="spellEnd"/>
-      <w:r>
-        <w:t xml:space="preserve"> siempre.</w:t>
-      </w:r>
-    </w:p>
-    <w:p>
-      <w:pPr>
-        <w:numPr>
-          <w:ilvl w:val="0"/>
-          <w:numId w:val="14"/>
-        </w:numPr>
-      </w:pPr>
-      <w:proofErr w:type="spellStart"/>
-      <w:r>
-        <w:rPr>
-          <w:b/>
-          <w:bCs/>
-        </w:rPr>
-        <w:t>Debug</w:t>
-      </w:r>
-      <w:proofErr w:type="spellEnd"/>
-      <w:r>
-        <w:rPr>
-          <w:b/>
-          <w:bCs/>
-        </w:rPr>
-        <w:t xml:space="preserve"> </w:t>
-      </w:r>
-      <w:proofErr w:type="spellStart"/>
-      <w:r>
-        <w:rPr>
-          <w:b/>
-          <w:bCs/>
-        </w:rPr>
-        <w:t>endpoints</w:t>
-      </w:r>
-      <w:proofErr w:type="spellEnd"/>
-      <w:r>
-        <w:rPr>
-          <w:b/>
-          <w:bCs/>
-        </w:rPr>
-        <w:t xml:space="preserve"> temporales:</w:t>
-      </w:r>
-      <w:r>
-        <w:t xml:space="preserve"> Crear un </w:t>
-      </w:r>
-      <w:proofErr w:type="spellStart"/>
-      <w:r>
-        <w:t>endpoint</w:t>
-      </w:r>
-      <w:proofErr w:type="spellEnd"/>
-      <w:r>
-        <w:t xml:space="preserve"> de depuración fue clave para comprobar qué llegaba realmente al servidor y localizar el problema del </w:t>
-      </w:r>
-      <w:proofErr w:type="spellStart"/>
-      <w:r>
-        <w:t>Authorization</w:t>
-      </w:r>
-      <w:proofErr w:type="spellEnd"/>
-      <w:r>
-        <w:t>.</w:t>
-      </w:r>
-    </w:p>
-    <w:p>
-      <w:pPr>
-        <w:numPr>
-          <w:ilvl w:val="0"/>
-          <w:numId w:val="14"/>
-        </w:numPr>
-      </w:pPr>
-      <w:proofErr w:type="spellStart"/>
-      <w:r>
-        <w:rPr>
-          <w:b/>
-          <w:bCs/>
-        </w:rPr>
-        <w:t>Fallback</w:t>
-      </w:r>
-      <w:proofErr w:type="spellEnd"/>
-      <w:r>
-        <w:rPr>
-          <w:b/>
-          <w:bCs/>
-        </w:rPr>
-        <w:t xml:space="preserve"> de token en </w:t>
-      </w:r>
-      <w:proofErr w:type="spellStart"/>
-      <w:r>
-        <w:rPr>
-          <w:b/>
-          <w:bCs/>
-        </w:rPr>
-        <w:t>body</w:t>
-      </w:r>
-      <w:proofErr w:type="spellEnd"/>
-      <w:r>
-        <w:rPr>
-          <w:b/>
-          <w:bCs/>
-        </w:rPr>
-        <w:t xml:space="preserve"> (</w:t>
-      </w:r>
-      <w:proofErr w:type="spellStart"/>
-      <w:r>
-        <w:rPr>
-          <w:b/>
-          <w:bCs/>
-        </w:rPr>
-        <w:t>attachTokenToBody</w:t>
-      </w:r>
-      <w:proofErr w:type="spellEnd"/>
-      <w:r>
-        <w:rPr>
-          <w:b/>
-          <w:bCs/>
-        </w:rPr>
-        <w:t>)</w:t>
-      </w:r>
-      <w:r>
-        <w:t xml:space="preserve">: no es ideal, pero me permitió mantener la </w:t>
-      </w:r>
-      <w:proofErr w:type="gramStart"/>
-      <w:r>
-        <w:t>app</w:t>
-      </w:r>
-      <w:proofErr w:type="gramEnd"/>
-      <w:r>
-        <w:t xml:space="preserve"> operativa con un hosting que elimina cabeceras </w:t>
-      </w:r>
-      <w:proofErr w:type="spellStart"/>
-      <w:r>
-        <w:t>Authorization</w:t>
-      </w:r>
-      <w:proofErr w:type="spellEnd"/>
-      <w:r>
-        <w:t>.</w:t>
-      </w:r>
-    </w:p>
-    <w:p>
-      <w:pPr>
-        <w:pStyle w:val="Prrafodelista"/>
-        <w:numPr>
-          <w:ilvl w:val="0"/>
-          <w:numId w:val="2"/>
-        </w:numPr>
-        <w:rPr>
-          <w:b/>
-          <w:bCs/>
-          <w:sz w:val="28"/>
-          <w:szCs w:val="28"/>
-        </w:rPr>
-      </w:pPr>
-      <w:r>
-        <w:rPr>
-          <w:b/>
-          <w:bCs/>
-          <w:sz w:val="28"/>
-          <w:szCs w:val="28"/>
-        </w:rPr>
-        <w:t>Aspectos de seguridad y buenas prácticas que detecté y aplicaría / mejoraría</w:t>
-      </w:r>
-    </w:p>
-    <w:p>
-      <w:pPr>
-        <w:numPr>
-          <w:ilvl w:val="0"/>
-          <w:numId w:val="15"/>
-        </w:numPr>
-      </w:pPr>
-      <w:r>
-        <w:rPr>
-          <w:b/>
-          <w:bCs/>
-        </w:rPr>
-        <w:t>No exponer credenciales en el repositorio:</w:t>
-      </w:r>
-      <w:r>
-        <w:t xml:space="preserve"> las credenciales de BD no deben subirse. Usar variables de entorno o ficheros fuera del control de versiones.</w:t>
-      </w:r>
-    </w:p>
-    <w:p>
-      <w:pPr>
-        <w:numPr>
-          <w:ilvl w:val="0"/>
-          <w:numId w:val="15"/>
-        </w:numPr>
-      </w:pPr>
-      <w:r>
-        <w:rPr>
-          <w:b/>
-          <w:bCs/>
-        </w:rPr>
-        <w:t xml:space="preserve">Tokens en </w:t>
-      </w:r>
-      <w:proofErr w:type="spellStart"/>
-      <w:r>
-        <w:rPr>
-          <w:b/>
-          <w:bCs/>
-        </w:rPr>
-        <w:t>localStorage</w:t>
-      </w:r>
-      <w:proofErr w:type="spellEnd"/>
-      <w:r>
-        <w:rPr>
-          <w:b/>
-          <w:bCs/>
-        </w:rPr>
-        <w:t xml:space="preserve"> vs cookies:</w:t>
-      </w:r>
-      <w:r>
-        <w:t xml:space="preserve"> guardar token en </w:t>
-      </w:r>
-      <w:proofErr w:type="spellStart"/>
-      <w:r>
-        <w:t>localStorage</w:t>
-      </w:r>
-      <w:proofErr w:type="spellEnd"/>
-      <w:r>
-        <w:t xml:space="preserve"> es cómodo, pero no protege contra XSS. Lo ideal en producción es </w:t>
-      </w:r>
-      <w:proofErr w:type="spellStart"/>
-      <w:r>
-        <w:t>HttpOnly</w:t>
-      </w:r>
-      <w:proofErr w:type="spellEnd"/>
-      <w:r>
-        <w:t xml:space="preserve"> cookie con CSRF token para peticiones cambiantes. Para el alcance del proyecto un </w:t>
-      </w:r>
-      <w:proofErr w:type="spellStart"/>
-      <w:r>
-        <w:t>api_token</w:t>
-      </w:r>
-      <w:proofErr w:type="spellEnd"/>
-      <w:r>
-        <w:t xml:space="preserve"> en </w:t>
-      </w:r>
-      <w:proofErr w:type="spellStart"/>
-      <w:r>
-        <w:t>localStorage</w:t>
-      </w:r>
-      <w:proofErr w:type="spellEnd"/>
-      <w:r>
-        <w:t xml:space="preserve"> es aceptable, con la salvedad de endurecer sanitización de la UI para minimizar XSS.</w:t>
-      </w:r>
-    </w:p>
-    <w:p>
-      <w:pPr>
-        <w:numPr>
-          <w:ilvl w:val="0"/>
-          <w:numId w:val="15"/>
-        </w:numPr>
-      </w:pPr>
-      <w:r>
-        <w:rPr>
-          <w:b/>
-          <w:bCs/>
-        </w:rPr>
-        <w:t>CORS con credenciales:</w:t>
-      </w:r>
-      <w:r>
-        <w:t xml:space="preserve"> si se usa cookie </w:t>
-      </w:r>
-      <w:proofErr w:type="spellStart"/>
-      <w:r>
-        <w:t>HttpOnly</w:t>
-      </w:r>
-      <w:proofErr w:type="spellEnd"/>
-      <w:r>
-        <w:t>, hay que configurar Access-Control-</w:t>
-      </w:r>
-      <w:proofErr w:type="spellStart"/>
-      <w:r>
-        <w:t>Allow</w:t>
-      </w:r>
-      <w:proofErr w:type="spellEnd"/>
-      <w:r>
-        <w:t>-</w:t>
-      </w:r>
-      <w:proofErr w:type="spellStart"/>
-      <w:r>
-        <w:t>Credentials</w:t>
-      </w:r>
-      <w:proofErr w:type="spellEnd"/>
-      <w:r>
-        <w:t>: true y Access-Control-</w:t>
-      </w:r>
-      <w:proofErr w:type="spellStart"/>
-      <w:r>
-        <w:t>Allow</w:t>
-      </w:r>
-      <w:proofErr w:type="spellEnd"/>
-      <w:r>
-        <w:t>-</w:t>
-      </w:r>
-      <w:proofErr w:type="spellStart"/>
-      <w:r>
-        <w:t>Origin</w:t>
-      </w:r>
-      <w:proofErr w:type="spellEnd"/>
-      <w:r>
-        <w:t xml:space="preserve"> a un origen específico, </w:t>
-      </w:r>
-      <w:r>
-        <w:rPr>
-          <w:b/>
-          <w:bCs/>
-        </w:rPr>
-        <w:t>no</w:t>
-      </w:r>
-      <w:r>
-        <w:t xml:space="preserve"> *.</w:t>
-      </w:r>
-    </w:p>
-    <w:p>
-      <w:pPr>
-        <w:numPr>
-          <w:ilvl w:val="0"/>
-          <w:numId w:val="15"/>
-        </w:numPr>
-      </w:pPr>
-      <w:proofErr w:type="spellStart"/>
-      <w:r>
-        <w:rPr>
-          <w:b/>
-          <w:bCs/>
-        </w:rPr>
-        <w:t>Rate</w:t>
-      </w:r>
-      <w:proofErr w:type="spellEnd"/>
-      <w:r>
-        <w:rPr>
-          <w:b/>
-          <w:bCs/>
-        </w:rPr>
-        <w:t xml:space="preserve"> </w:t>
-      </w:r>
-      <w:proofErr w:type="spellStart"/>
-      <w:r>
-        <w:rPr>
-          <w:b/>
-          <w:bCs/>
-        </w:rPr>
-        <w:t>limiting</w:t>
-      </w:r>
-      <w:proofErr w:type="spellEnd"/>
-      <w:r>
-        <w:rPr>
-          <w:b/>
-          <w:bCs/>
-        </w:rPr>
-        <w:t xml:space="preserve"> / </w:t>
-      </w:r>
-      <w:proofErr w:type="spellStart"/>
-      <w:r>
-        <w:rPr>
-          <w:b/>
-          <w:bCs/>
-        </w:rPr>
-        <w:t>hardening</w:t>
-      </w:r>
-      <w:proofErr w:type="spellEnd"/>
-      <w:r>
-        <w:rPr>
-          <w:b/>
-          <w:bCs/>
-        </w:rPr>
-        <w:t>:</w:t>
-      </w:r>
-      <w:r>
-        <w:t xml:space="preserve"> un hosting gratuito no ofrece mucho control, así que recomiendo un plan con más controles para un producto real.</w:t>
-      </w:r>
-    </w:p>
-    <w:p>
-      <w:pPr>
-        <w:pStyle w:val="Prrafodelista"/>
-        <w:numPr>
-          <w:ilvl w:val="0"/>
-          <w:numId w:val="2"/>
-        </w:numPr>
-        <w:rPr>
-          <w:b/>
-          <w:bCs/>
-          <w:sz w:val="28"/>
-          <w:szCs w:val="28"/>
-        </w:rPr>
-      </w:pPr>
-      <w:r>
-        <w:rPr>
-          <w:b/>
-          <w:bCs/>
-          <w:sz w:val="28"/>
-          <w:szCs w:val="28"/>
-        </w:rPr>
-        <w:t>Reflexión personal</w:t>
-      </w:r>
-    </w:p>
-    <w:p>
-      <w:r>
-        <w:t xml:space="preserve">He disfrutado mucho el proceso técnico y la parte creativa del proyecto — montar la UI en Angular y luego conectar todo con PHP fue un flujo natural para este tipo de aplicaciones. Lo más frustrante fue lidiar con los aspectos prácticos del hosting compartido (cabeceras eliminadas, scripts </w:t>
-      </w:r>
-      <w:proofErr w:type="spellStart"/>
-      <w:r>
-        <w:t>anti-bot</w:t>
-      </w:r>
-      <w:proofErr w:type="spellEnd"/>
-      <w:r>
-        <w:t xml:space="preserve">, </w:t>
-      </w:r>
-      <w:proofErr w:type="spellStart"/>
-      <w:r>
-        <w:t>caching</w:t>
-      </w:r>
-      <w:proofErr w:type="spellEnd"/>
-      <w:r>
-        <w:t xml:space="preserve"> inesperado), porque eran errores que no provenían del código sino del entorno; esos problemas consumen mucho tiempo porque obligan a investigar a fondo y probar varias alternativas (</w:t>
-      </w:r>
-      <w:proofErr w:type="spellStart"/>
-      <w:r>
-        <w:t>headers</w:t>
-      </w:r>
-      <w:proofErr w:type="spellEnd"/>
-      <w:r>
-        <w:t xml:space="preserve">, </w:t>
-      </w:r>
-      <w:proofErr w:type="spellStart"/>
-      <w:r>
-        <w:t>body</w:t>
-      </w:r>
-      <w:proofErr w:type="spellEnd"/>
-      <w:r>
-        <w:t xml:space="preserve">, </w:t>
-      </w:r>
-      <w:proofErr w:type="spellStart"/>
-      <w:r>
-        <w:t>debug</w:t>
-      </w:r>
-      <w:proofErr w:type="spellEnd"/>
-      <w:r>
-        <w:t xml:space="preserve"> </w:t>
-      </w:r>
-      <w:proofErr w:type="spellStart"/>
-      <w:r>
-        <w:t>endpoints</w:t>
-      </w:r>
-      <w:proofErr w:type="spellEnd"/>
-      <w:r>
-        <w:t>, .</w:t>
-      </w:r>
-      <w:proofErr w:type="spellStart"/>
-      <w:r>
-        <w:t>htaccess</w:t>
-      </w:r>
-      <w:proofErr w:type="spellEnd"/>
-      <w:r>
-        <w:t>).</w:t>
+        <w:drawing>
+          <wp:inline distT="0" distB="0" distL="0" distR="0" wp14:anchorId="24D9E055" wp14:editId="1ABB95CD">
+            <wp:extent cx="5402580" cy="2597177"/>
+            <wp:effectExtent l="0" t="0" r="7620" b="0"/>
+            <wp:docPr id="1714721822" name="Imagen 10"/>
+            <wp:cNvGraphicFramePr>
+              <a:graphicFrameLocks xmlns:a="http://schemas.openxmlformats.org/drawingml/2006/main" noChangeAspect="1"/>
+            </wp:cNvGraphicFramePr>
+            <a:graphic xmlns:a="http://schemas.openxmlformats.org/drawingml/2006/main">
+              <a:graphicData uri="http://schemas.openxmlformats.org/drawingml/2006/picture">
+                <pic:pic xmlns:pic="http://schemas.openxmlformats.org/drawingml/2006/picture">
+                  <pic:nvPicPr>
+                    <pic:cNvPr id="1714721822" name="Imagen 10"/>
+                    <pic:cNvPicPr>
+                      <a:picLocks noChangeAspect="1" noChangeArrowheads="1"/>
+                    </pic:cNvPicPr>
+                  </pic:nvPicPr>
+                  <pic:blipFill>
+                    <a:blip r:embed="rId20" cstate="print">
+                      <a:extLst>
+                        <a:ext uri="{28A0092B-C50C-407E-A947-70E740481C1C}">
+                          <a14:useLocalDpi xmlns:a14="http://schemas.microsoft.com/office/drawing/2010/main" val="0"/>
+                        </a:ext>
+                      </a:extLst>
+                    </a:blip>
+                    <a:stretch>
+                      <a:fillRect/>
+                    </a:stretch>
+                  </pic:blipFill>
+                  <pic:spPr bwMode="auto">
+                    <a:xfrm>
+                      <a:off x="0" y="0"/>
+                      <a:ext cx="5402580" cy="2597177"/>
+                    </a:xfrm>
+                    <a:prstGeom prst="rect">
+                      <a:avLst/>
+                    </a:prstGeom>
+                    <a:noFill/>
+                    <a:ln>
+                      <a:noFill/>
+                    </a:ln>
+                  </pic:spPr>
+                </pic:pic>
+              </a:graphicData>
+            </a:graphic>
+          </wp:inline>
+        </w:drawing>
       </w:r>
     </w:p>
     <w:p/>
-    <w:p>
-      <w:r>
-        <w:lastRenderedPageBreak/>
-        <w:t xml:space="preserve">Mejoré también la resiliencia del proyecto: añadí comprobaciones adicionales, </w:t>
-      </w:r>
-      <w:proofErr w:type="spellStart"/>
-      <w:r>
-        <w:t>debug</w:t>
-      </w:r>
-      <w:proofErr w:type="spellEnd"/>
-      <w:r>
-        <w:t xml:space="preserve"> </w:t>
-      </w:r>
-      <w:proofErr w:type="spellStart"/>
-      <w:r>
-        <w:t>endpoints</w:t>
-      </w:r>
-      <w:proofErr w:type="spellEnd"/>
-      <w:r>
-        <w:t xml:space="preserve"> y </w:t>
-      </w:r>
-      <w:proofErr w:type="spellStart"/>
-      <w:r>
-        <w:t>fallbacks</w:t>
-      </w:r>
-      <w:proofErr w:type="spellEnd"/>
-      <w:r>
-        <w:t xml:space="preserve"> (token en </w:t>
-      </w:r>
-      <w:proofErr w:type="spellStart"/>
-      <w:r>
-        <w:t>body</w:t>
-      </w:r>
-      <w:proofErr w:type="spellEnd"/>
-      <w:r>
-        <w:t xml:space="preserve">) para que la </w:t>
-      </w:r>
-      <w:proofErr w:type="gramStart"/>
-      <w:r>
-        <w:t>app</w:t>
-      </w:r>
-      <w:proofErr w:type="gramEnd"/>
-      <w:r>
-        <w:t xml:space="preserve"> siguiera funcionando bajo condiciones imperfectas. Aun así, para una versión más profesional, recomiendo migrar a un hosting con mayor control o a un entorno donde yo controle completamente los </w:t>
-      </w:r>
-      <w:proofErr w:type="spellStart"/>
-      <w:r>
-        <w:t>headers</w:t>
-      </w:r>
-      <w:proofErr w:type="spellEnd"/>
-      <w:r>
-        <w:t xml:space="preserve"> y las cabeceras HTTP.</w:t>
-      </w:r>
-    </w:p>
     <w:sectPr>
-      <w:footerReference w:type="default" r:id="rId11"/>
+      <w:footerReference w:type="default" r:id="rId21"/>
       <w:pgSz w:w="11906" w:h="16838"/>
       <w:pgMar w:top="1417" w:right="1701" w:bottom="1417" w:left="1701" w:header="708" w:footer="708" w:gutter="0"/>
       <w:cols w:space="708"/>
@@ -4366,6 +1551,95 @@
 <file path=word/numbering.xml><?xml version="1.0" encoding="utf-8"?>
 <w:numbering xmlns:wpc="http://schemas.microsoft.com/office/word/2010/wordprocessingCanvas" xmlns:cx="http://schemas.microsoft.com/office/drawing/2014/chartex" xmlns:cx1="http://schemas.microsoft.com/office/drawing/2015/9/8/chartex" xmlns:cx2="http://schemas.microsoft.com/office/drawing/2015/10/21/chartex" xmlns:cx3="http://schemas.microsoft.com/office/drawing/2016/5/9/chartex" xmlns:cx4="http://schemas.microsoft.com/office/drawing/2016/5/10/chartex" xmlns:cx5="http://schemas.microsoft.com/office/drawing/2016/5/11/chartex" xmlns:cx6="http://schemas.microsoft.com/office/drawing/2016/5/12/chartex" xmlns:cx7="http://schemas.microsoft.com/office/drawing/2016/5/13/chartex" xmlns:cx8="http://schemas.microsoft.com/office/drawing/2016/5/14/chartex" xmlns:mc="http://schemas.openxmlformats.org/markup-compatibility/2006" xmlns:aink="http://schemas.microsoft.com/office/drawing/2016/ink" xmlns:am3d="http://schemas.microsoft.com/office/drawing/2017/model3d" xmlns:o="urn:schemas-microsoft-com:office:office" xmlns:oel="http://schemas.microsoft.com/office/2019/extlst" xmlns:r="http://schemas.openxmlformats.org/officeDocument/2006/relationships" xmlns:m="http://schemas.openxmlformats.org/officeDocument/2006/math" xmlns:v="urn:schemas-microsoft-com:vml" xmlns:wp14="http://schemas.microsoft.com/office/word/2010/wordprocessingDrawing" xmlns:wp="http://schemas.openxmlformats.org/drawingml/2006/wordprocessingDrawing" xmlns:w10="urn:schemas-microsoft-com:office:word" xmlns:w="http://schemas.openxmlformats.org/wordprocessingml/2006/main" xmlns:w14="http://schemas.microsoft.com/office/word/2010/wordml" xmlns:w15="http://schemas.microsoft.com/office/word/2012/wordml" xmlns:w16cex="http://schemas.microsoft.com/office/word/2018/wordml/cex" xmlns:w16cid="http://schemas.microsoft.com/office/word/2016/wordml/cid" xmlns:w16="http://schemas.microsoft.com/office/word/2018/wordml" xmlns:w16du="http://schemas.microsoft.com/office/word/2023/wordml/word16du" xmlns:w16sdtdh="http://schemas.microsoft.com/office/word/2020/wordml/sdtdatahash" xmlns:w16sdtfl="http://schemas.microsoft.com/office/word/2024/wordml/sdtformatlock" xmlns:w16se="http://schemas.microsoft.com/office/word/2015/wordml/symex" xmlns:wpg="http://schemas.microsoft.com/office/word/2010/wordprocessingGroup" xmlns:wpi="http://schemas.microsoft.com/office/word/2010/wordprocessingInk" xmlns:wne="http://schemas.microsoft.com/office/word/2006/wordml" xmlns:wps="http://schemas.microsoft.com/office/word/2010/wordprocessingShape" mc:Ignorable="w14 w15 w16se w16cid w16 w16cex w16sdtdh w16sdtfl w16du wp14">
   <w:abstractNum w:abstractNumId="0" w15:restartNumberingAfterBreak="0">
+    <w:nsid w:val="08222AAF"/>
+    <w:multiLevelType w:val="hybridMultilevel"/>
+    <w:tmpl w:val="D2A4552A"/>
+    <w:lvl w:ilvl="0" w:tplc="0C0A000F">
+      <w:start w:val="1"/>
+      <w:numFmt w:val="decimal"/>
+      <w:lvlText w:val="%1."/>
+      <w:lvlJc w:val="left"/>
+      <w:pPr>
+        <w:ind w:left="720" w:hanging="360"/>
+      </w:pPr>
+      <w:rPr>
+        <w:rFonts w:hint="default"/>
+      </w:rPr>
+    </w:lvl>
+    <w:lvl w:ilvl="1" w:tplc="0C0A0019" w:tentative="1">
+      <w:start w:val="1"/>
+      <w:numFmt w:val="lowerLetter"/>
+      <w:lvlText w:val="%2."/>
+      <w:lvlJc w:val="left"/>
+      <w:pPr>
+        <w:ind w:left="1440" w:hanging="360"/>
+      </w:pPr>
+    </w:lvl>
+    <w:lvl w:ilvl="2" w:tplc="0C0A001B" w:tentative="1">
+      <w:start w:val="1"/>
+      <w:numFmt w:val="lowerRoman"/>
+      <w:lvlText w:val="%3."/>
+      <w:lvlJc w:val="right"/>
+      <w:pPr>
+        <w:ind w:left="2160" w:hanging="180"/>
+      </w:pPr>
+    </w:lvl>
+    <w:lvl w:ilvl="3" w:tplc="0C0A000F" w:tentative="1">
+      <w:start w:val="1"/>
+      <w:numFmt w:val="decimal"/>
+      <w:lvlText w:val="%4."/>
+      <w:lvlJc w:val="left"/>
+      <w:pPr>
+        <w:ind w:left="2880" w:hanging="360"/>
+      </w:pPr>
+    </w:lvl>
+    <w:lvl w:ilvl="4" w:tplc="0C0A0019" w:tentative="1">
+      <w:start w:val="1"/>
+      <w:numFmt w:val="lowerLetter"/>
+      <w:lvlText w:val="%5."/>
+      <w:lvlJc w:val="left"/>
+      <w:pPr>
+        <w:ind w:left="3600" w:hanging="360"/>
+      </w:pPr>
+    </w:lvl>
+    <w:lvl w:ilvl="5" w:tplc="0C0A001B" w:tentative="1">
+      <w:start w:val="1"/>
+      <w:numFmt w:val="lowerRoman"/>
+      <w:lvlText w:val="%6."/>
+      <w:lvlJc w:val="right"/>
+      <w:pPr>
+        <w:ind w:left="4320" w:hanging="180"/>
+      </w:pPr>
+    </w:lvl>
+    <w:lvl w:ilvl="6" w:tplc="0C0A000F" w:tentative="1">
+      <w:start w:val="1"/>
+      <w:numFmt w:val="decimal"/>
+      <w:lvlText w:val="%7."/>
+      <w:lvlJc w:val="left"/>
+      <w:pPr>
+        <w:ind w:left="5040" w:hanging="360"/>
+      </w:pPr>
+    </w:lvl>
+    <w:lvl w:ilvl="7" w:tplc="0C0A0019" w:tentative="1">
+      <w:start w:val="1"/>
+      <w:numFmt w:val="lowerLetter"/>
+      <w:lvlText w:val="%8."/>
+      <w:lvlJc w:val="left"/>
+      <w:pPr>
+        <w:ind w:left="5760" w:hanging="360"/>
+      </w:pPr>
+    </w:lvl>
+    <w:lvl w:ilvl="8" w:tplc="0C0A001B" w:tentative="1">
+      <w:start w:val="1"/>
+      <w:numFmt w:val="lowerRoman"/>
+      <w:lvlText w:val="%9."/>
+      <w:lvlJc w:val="right"/>
+      <w:pPr>
+        <w:ind w:left="6480" w:hanging="180"/>
+      </w:pPr>
+    </w:lvl>
+  </w:abstractNum>
+  <w:abstractNum w:abstractNumId="1" w15:restartNumberingAfterBreak="0">
     <w:nsid w:val="0E7A229F"/>
     <w:multiLevelType w:val="multilevel"/>
     <w:tmpl w:val="B8A62F92"/>
@@ -4514,7 +1788,7 @@
       </w:rPr>
     </w:lvl>
   </w:abstractNum>
-  <w:abstractNum w:abstractNumId="1" w15:restartNumberingAfterBreak="0">
+  <w:abstractNum w:abstractNumId="2" w15:restartNumberingAfterBreak="0">
     <w:nsid w:val="11273F27"/>
     <w:multiLevelType w:val="multilevel"/>
     <w:tmpl w:val="DD5CA350"/>
@@ -4663,7 +1937,7 @@
       </w:rPr>
     </w:lvl>
   </w:abstractNum>
-  <w:abstractNum w:abstractNumId="2" w15:restartNumberingAfterBreak="0">
+  <w:abstractNum w:abstractNumId="3" w15:restartNumberingAfterBreak="0">
     <w:nsid w:val="18E12BBF"/>
     <w:multiLevelType w:val="multilevel"/>
     <w:tmpl w:val="DF3A682E"/>
@@ -4812,7 +2086,7 @@
       </w:rPr>
     </w:lvl>
   </w:abstractNum>
-  <w:abstractNum w:abstractNumId="3" w15:restartNumberingAfterBreak="0">
+  <w:abstractNum w:abstractNumId="4" w15:restartNumberingAfterBreak="0">
     <w:nsid w:val="1CAC27A7"/>
     <w:multiLevelType w:val="multilevel"/>
     <w:tmpl w:val="C0D65266"/>
@@ -4961,7 +2235,7 @@
       </w:rPr>
     </w:lvl>
   </w:abstractNum>
-  <w:abstractNum w:abstractNumId="4" w15:restartNumberingAfterBreak="0">
+  <w:abstractNum w:abstractNumId="5" w15:restartNumberingAfterBreak="0">
     <w:nsid w:val="1FB110BD"/>
     <w:multiLevelType w:val="multilevel"/>
     <w:tmpl w:val="B3CC4AB6"/>
@@ -5110,7 +2384,7 @@
       </w:rPr>
     </w:lvl>
   </w:abstractNum>
-  <w:abstractNum w:abstractNumId="5" w15:restartNumberingAfterBreak="0">
+  <w:abstractNum w:abstractNumId="6" w15:restartNumberingAfterBreak="0">
     <w:nsid w:val="274E14B9"/>
     <w:multiLevelType w:val="multilevel"/>
     <w:tmpl w:val="49CED0BA"/>
@@ -5259,7 +2533,7 @@
       </w:rPr>
     </w:lvl>
   </w:abstractNum>
-  <w:abstractNum w:abstractNumId="6" w15:restartNumberingAfterBreak="0">
+  <w:abstractNum w:abstractNumId="7" w15:restartNumberingAfterBreak="0">
     <w:nsid w:val="36B75855"/>
     <w:multiLevelType w:val="multilevel"/>
     <w:tmpl w:val="EA80C5B2"/>
@@ -5408,7 +2682,7 @@
       </w:rPr>
     </w:lvl>
   </w:abstractNum>
-  <w:abstractNum w:abstractNumId="7" w15:restartNumberingAfterBreak="0">
+  <w:abstractNum w:abstractNumId="8" w15:restartNumberingAfterBreak="0">
     <w:nsid w:val="3CCF1B12"/>
     <w:multiLevelType w:val="multilevel"/>
     <w:tmpl w:val="55CE2ACC"/>
@@ -5557,7 +2831,96 @@
       </w:rPr>
     </w:lvl>
   </w:abstractNum>
-  <w:abstractNum w:abstractNumId="8" w15:restartNumberingAfterBreak="0">
+  <w:abstractNum w:abstractNumId="9" w15:restartNumberingAfterBreak="0">
+    <w:nsid w:val="3F543F17"/>
+    <w:multiLevelType w:val="hybridMultilevel"/>
+    <w:tmpl w:val="759091EA"/>
+    <w:lvl w:ilvl="0" w:tplc="0C0A0011">
+      <w:start w:val="1"/>
+      <w:numFmt w:val="decimal"/>
+      <w:lvlText w:val="%1)"/>
+      <w:lvlJc w:val="left"/>
+      <w:pPr>
+        <w:ind w:left="360" w:hanging="360"/>
+      </w:pPr>
+      <w:rPr>
+        <w:rFonts w:hint="default"/>
+      </w:rPr>
+    </w:lvl>
+    <w:lvl w:ilvl="1" w:tplc="0C0A0019" w:tentative="1">
+      <w:start w:val="1"/>
+      <w:numFmt w:val="lowerLetter"/>
+      <w:lvlText w:val="%2."/>
+      <w:lvlJc w:val="left"/>
+      <w:pPr>
+        <w:ind w:left="1080" w:hanging="360"/>
+      </w:pPr>
+    </w:lvl>
+    <w:lvl w:ilvl="2" w:tplc="0C0A001B" w:tentative="1">
+      <w:start w:val="1"/>
+      <w:numFmt w:val="lowerRoman"/>
+      <w:lvlText w:val="%3."/>
+      <w:lvlJc w:val="right"/>
+      <w:pPr>
+        <w:ind w:left="1800" w:hanging="180"/>
+      </w:pPr>
+    </w:lvl>
+    <w:lvl w:ilvl="3" w:tplc="0C0A000F" w:tentative="1">
+      <w:start w:val="1"/>
+      <w:numFmt w:val="decimal"/>
+      <w:lvlText w:val="%4."/>
+      <w:lvlJc w:val="left"/>
+      <w:pPr>
+        <w:ind w:left="2520" w:hanging="360"/>
+      </w:pPr>
+    </w:lvl>
+    <w:lvl w:ilvl="4" w:tplc="0C0A0019" w:tentative="1">
+      <w:start w:val="1"/>
+      <w:numFmt w:val="lowerLetter"/>
+      <w:lvlText w:val="%5."/>
+      <w:lvlJc w:val="left"/>
+      <w:pPr>
+        <w:ind w:left="3240" w:hanging="360"/>
+      </w:pPr>
+    </w:lvl>
+    <w:lvl w:ilvl="5" w:tplc="0C0A001B" w:tentative="1">
+      <w:start w:val="1"/>
+      <w:numFmt w:val="lowerRoman"/>
+      <w:lvlText w:val="%6."/>
+      <w:lvlJc w:val="right"/>
+      <w:pPr>
+        <w:ind w:left="3960" w:hanging="180"/>
+      </w:pPr>
+    </w:lvl>
+    <w:lvl w:ilvl="6" w:tplc="0C0A000F" w:tentative="1">
+      <w:start w:val="1"/>
+      <w:numFmt w:val="decimal"/>
+      <w:lvlText w:val="%7."/>
+      <w:lvlJc w:val="left"/>
+      <w:pPr>
+        <w:ind w:left="4680" w:hanging="360"/>
+      </w:pPr>
+    </w:lvl>
+    <w:lvl w:ilvl="7" w:tplc="0C0A0019" w:tentative="1">
+      <w:start w:val="1"/>
+      <w:numFmt w:val="lowerLetter"/>
+      <w:lvlText w:val="%8."/>
+      <w:lvlJc w:val="left"/>
+      <w:pPr>
+        <w:ind w:left="5400" w:hanging="360"/>
+      </w:pPr>
+    </w:lvl>
+    <w:lvl w:ilvl="8" w:tplc="0C0A001B" w:tentative="1">
+      <w:start w:val="1"/>
+      <w:numFmt w:val="lowerRoman"/>
+      <w:lvlText w:val="%9."/>
+      <w:lvlJc w:val="right"/>
+      <w:pPr>
+        <w:ind w:left="6120" w:hanging="180"/>
+      </w:pPr>
+    </w:lvl>
+  </w:abstractNum>
+  <w:abstractNum w:abstractNumId="10" w15:restartNumberingAfterBreak="0">
     <w:nsid w:val="419705E0"/>
     <w:multiLevelType w:val="multilevel"/>
     <w:tmpl w:val="2E7CBE00"/>
@@ -5706,7 +3069,96 @@
       </w:rPr>
     </w:lvl>
   </w:abstractNum>
-  <w:abstractNum w:abstractNumId="9" w15:restartNumberingAfterBreak="0">
+  <w:abstractNum w:abstractNumId="11" w15:restartNumberingAfterBreak="0">
+    <w:nsid w:val="42185856"/>
+    <w:multiLevelType w:val="hybridMultilevel"/>
+    <w:tmpl w:val="4C245F60"/>
+    <w:lvl w:ilvl="0" w:tplc="0C0A0011">
+      <w:start w:val="1"/>
+      <w:numFmt w:val="decimal"/>
+      <w:lvlText w:val="%1)"/>
+      <w:lvlJc w:val="left"/>
+      <w:pPr>
+        <w:ind w:left="720" w:hanging="360"/>
+      </w:pPr>
+      <w:rPr>
+        <w:rFonts w:hint="default"/>
+      </w:rPr>
+    </w:lvl>
+    <w:lvl w:ilvl="1" w:tplc="0C0A0019" w:tentative="1">
+      <w:start w:val="1"/>
+      <w:numFmt w:val="lowerLetter"/>
+      <w:lvlText w:val="%2."/>
+      <w:lvlJc w:val="left"/>
+      <w:pPr>
+        <w:ind w:left="1440" w:hanging="360"/>
+      </w:pPr>
+    </w:lvl>
+    <w:lvl w:ilvl="2" w:tplc="0C0A001B" w:tentative="1">
+      <w:start w:val="1"/>
+      <w:numFmt w:val="lowerRoman"/>
+      <w:lvlText w:val="%3."/>
+      <w:lvlJc w:val="right"/>
+      <w:pPr>
+        <w:ind w:left="2160" w:hanging="180"/>
+      </w:pPr>
+    </w:lvl>
+    <w:lvl w:ilvl="3" w:tplc="0C0A000F" w:tentative="1">
+      <w:start w:val="1"/>
+      <w:numFmt w:val="decimal"/>
+      <w:lvlText w:val="%4."/>
+      <w:lvlJc w:val="left"/>
+      <w:pPr>
+        <w:ind w:left="2880" w:hanging="360"/>
+      </w:pPr>
+    </w:lvl>
+    <w:lvl w:ilvl="4" w:tplc="0C0A0019" w:tentative="1">
+      <w:start w:val="1"/>
+      <w:numFmt w:val="lowerLetter"/>
+      <w:lvlText w:val="%5."/>
+      <w:lvlJc w:val="left"/>
+      <w:pPr>
+        <w:ind w:left="3600" w:hanging="360"/>
+      </w:pPr>
+    </w:lvl>
+    <w:lvl w:ilvl="5" w:tplc="0C0A001B" w:tentative="1">
+      <w:start w:val="1"/>
+      <w:numFmt w:val="lowerRoman"/>
+      <w:lvlText w:val="%6."/>
+      <w:lvlJc w:val="right"/>
+      <w:pPr>
+        <w:ind w:left="4320" w:hanging="180"/>
+      </w:pPr>
+    </w:lvl>
+    <w:lvl w:ilvl="6" w:tplc="0C0A000F" w:tentative="1">
+      <w:start w:val="1"/>
+      <w:numFmt w:val="decimal"/>
+      <w:lvlText w:val="%7."/>
+      <w:lvlJc w:val="left"/>
+      <w:pPr>
+        <w:ind w:left="5040" w:hanging="360"/>
+      </w:pPr>
+    </w:lvl>
+    <w:lvl w:ilvl="7" w:tplc="0C0A0019" w:tentative="1">
+      <w:start w:val="1"/>
+      <w:numFmt w:val="lowerLetter"/>
+      <w:lvlText w:val="%8."/>
+      <w:lvlJc w:val="left"/>
+      <w:pPr>
+        <w:ind w:left="5760" w:hanging="360"/>
+      </w:pPr>
+    </w:lvl>
+    <w:lvl w:ilvl="8" w:tplc="0C0A001B" w:tentative="1">
+      <w:start w:val="1"/>
+      <w:numFmt w:val="lowerRoman"/>
+      <w:lvlText w:val="%9."/>
+      <w:lvlJc w:val="right"/>
+      <w:pPr>
+        <w:ind w:left="6480" w:hanging="180"/>
+      </w:pPr>
+    </w:lvl>
+  </w:abstractNum>
+  <w:abstractNum w:abstractNumId="12" w15:restartNumberingAfterBreak="0">
     <w:nsid w:val="4BBD5C6D"/>
     <w:multiLevelType w:val="hybridMultilevel"/>
     <w:tmpl w:val="C51E81A6"/>
@@ -5819,7 +3271,233 @@
       </w:rPr>
     </w:lvl>
   </w:abstractNum>
-  <w:abstractNum w:abstractNumId="10" w15:restartNumberingAfterBreak="0">
+  <w:abstractNum w:abstractNumId="13" w15:restartNumberingAfterBreak="0">
+    <w:nsid w:val="4E99792E"/>
+    <w:multiLevelType w:val="hybridMultilevel"/>
+    <w:tmpl w:val="70F0219C"/>
+    <w:lvl w:ilvl="0" w:tplc="0C0A0001">
+      <w:start w:val="1"/>
+      <w:numFmt w:val="bullet"/>
+      <w:lvlText w:val=""/>
+      <w:lvlJc w:val="left"/>
+      <w:pPr>
+        <w:ind w:left="720" w:hanging="360"/>
+      </w:pPr>
+      <w:rPr>
+        <w:rFonts w:ascii="Symbol" w:hAnsi="Symbol" w:hint="default"/>
+      </w:rPr>
+    </w:lvl>
+    <w:lvl w:ilvl="1" w:tplc="0C0A0003" w:tentative="1">
+      <w:start w:val="1"/>
+      <w:numFmt w:val="bullet"/>
+      <w:lvlText w:val="o"/>
+      <w:lvlJc w:val="left"/>
+      <w:pPr>
+        <w:ind w:left="1440" w:hanging="360"/>
+      </w:pPr>
+      <w:rPr>
+        <w:rFonts w:ascii="Courier New" w:hAnsi="Courier New" w:cs="Courier New" w:hint="default"/>
+      </w:rPr>
+    </w:lvl>
+    <w:lvl w:ilvl="2" w:tplc="0C0A0005" w:tentative="1">
+      <w:start w:val="1"/>
+      <w:numFmt w:val="bullet"/>
+      <w:lvlText w:val=""/>
+      <w:lvlJc w:val="left"/>
+      <w:pPr>
+        <w:ind w:left="2160" w:hanging="360"/>
+      </w:pPr>
+      <w:rPr>
+        <w:rFonts w:ascii="Wingdings" w:hAnsi="Wingdings" w:hint="default"/>
+      </w:rPr>
+    </w:lvl>
+    <w:lvl w:ilvl="3" w:tplc="0C0A0001" w:tentative="1">
+      <w:start w:val="1"/>
+      <w:numFmt w:val="bullet"/>
+      <w:lvlText w:val=""/>
+      <w:lvlJc w:val="left"/>
+      <w:pPr>
+        <w:ind w:left="2880" w:hanging="360"/>
+      </w:pPr>
+      <w:rPr>
+        <w:rFonts w:ascii="Symbol" w:hAnsi="Symbol" w:hint="default"/>
+      </w:rPr>
+    </w:lvl>
+    <w:lvl w:ilvl="4" w:tplc="0C0A0003" w:tentative="1">
+      <w:start w:val="1"/>
+      <w:numFmt w:val="bullet"/>
+      <w:lvlText w:val="o"/>
+      <w:lvlJc w:val="left"/>
+      <w:pPr>
+        <w:ind w:left="3600" w:hanging="360"/>
+      </w:pPr>
+      <w:rPr>
+        <w:rFonts w:ascii="Courier New" w:hAnsi="Courier New" w:cs="Courier New" w:hint="default"/>
+      </w:rPr>
+    </w:lvl>
+    <w:lvl w:ilvl="5" w:tplc="0C0A0005" w:tentative="1">
+      <w:start w:val="1"/>
+      <w:numFmt w:val="bullet"/>
+      <w:lvlText w:val=""/>
+      <w:lvlJc w:val="left"/>
+      <w:pPr>
+        <w:ind w:left="4320" w:hanging="360"/>
+      </w:pPr>
+      <w:rPr>
+        <w:rFonts w:ascii="Wingdings" w:hAnsi="Wingdings" w:hint="default"/>
+      </w:rPr>
+    </w:lvl>
+    <w:lvl w:ilvl="6" w:tplc="0C0A0001" w:tentative="1">
+      <w:start w:val="1"/>
+      <w:numFmt w:val="bullet"/>
+      <w:lvlText w:val=""/>
+      <w:lvlJc w:val="left"/>
+      <w:pPr>
+        <w:ind w:left="5040" w:hanging="360"/>
+      </w:pPr>
+      <w:rPr>
+        <w:rFonts w:ascii="Symbol" w:hAnsi="Symbol" w:hint="default"/>
+      </w:rPr>
+    </w:lvl>
+    <w:lvl w:ilvl="7" w:tplc="0C0A0003" w:tentative="1">
+      <w:start w:val="1"/>
+      <w:numFmt w:val="bullet"/>
+      <w:lvlText w:val="o"/>
+      <w:lvlJc w:val="left"/>
+      <w:pPr>
+        <w:ind w:left="5760" w:hanging="360"/>
+      </w:pPr>
+      <w:rPr>
+        <w:rFonts w:ascii="Courier New" w:hAnsi="Courier New" w:cs="Courier New" w:hint="default"/>
+      </w:rPr>
+    </w:lvl>
+    <w:lvl w:ilvl="8" w:tplc="0C0A0005" w:tentative="1">
+      <w:start w:val="1"/>
+      <w:numFmt w:val="bullet"/>
+      <w:lvlText w:val=""/>
+      <w:lvlJc w:val="left"/>
+      <w:pPr>
+        <w:ind w:left="6480" w:hanging="360"/>
+      </w:pPr>
+      <w:rPr>
+        <w:rFonts w:ascii="Wingdings" w:hAnsi="Wingdings" w:hint="default"/>
+      </w:rPr>
+    </w:lvl>
+  </w:abstractNum>
+  <w:abstractNum w:abstractNumId="14" w15:restartNumberingAfterBreak="0">
+    <w:nsid w:val="4EBC4C7F"/>
+    <w:multiLevelType w:val="hybridMultilevel"/>
+    <w:tmpl w:val="CB60A426"/>
+    <w:lvl w:ilvl="0" w:tplc="D77AF348">
+      <w:start w:val="1"/>
+      <w:numFmt w:val="bullet"/>
+      <w:lvlText w:val="-"/>
+      <w:lvlJc w:val="left"/>
+      <w:pPr>
+        <w:ind w:left="720" w:hanging="360"/>
+      </w:pPr>
+      <w:rPr>
+        <w:rFonts w:ascii="Aptos" w:eastAsiaTheme="minorEastAsia" w:hAnsi="Aptos" w:cstheme="minorBidi" w:hint="default"/>
+      </w:rPr>
+    </w:lvl>
+    <w:lvl w:ilvl="1" w:tplc="0C0A0003" w:tentative="1">
+      <w:start w:val="1"/>
+      <w:numFmt w:val="bullet"/>
+      <w:lvlText w:val="o"/>
+      <w:lvlJc w:val="left"/>
+      <w:pPr>
+        <w:ind w:left="1440" w:hanging="360"/>
+      </w:pPr>
+      <w:rPr>
+        <w:rFonts w:ascii="Courier New" w:hAnsi="Courier New" w:cs="Courier New" w:hint="default"/>
+      </w:rPr>
+    </w:lvl>
+    <w:lvl w:ilvl="2" w:tplc="0C0A0005" w:tentative="1">
+      <w:start w:val="1"/>
+      <w:numFmt w:val="bullet"/>
+      <w:lvlText w:val=""/>
+      <w:lvlJc w:val="left"/>
+      <w:pPr>
+        <w:ind w:left="2160" w:hanging="360"/>
+      </w:pPr>
+      <w:rPr>
+        <w:rFonts w:ascii="Wingdings" w:hAnsi="Wingdings" w:hint="default"/>
+      </w:rPr>
+    </w:lvl>
+    <w:lvl w:ilvl="3" w:tplc="0C0A0001" w:tentative="1">
+      <w:start w:val="1"/>
+      <w:numFmt w:val="bullet"/>
+      <w:lvlText w:val=""/>
+      <w:lvlJc w:val="left"/>
+      <w:pPr>
+        <w:ind w:left="2880" w:hanging="360"/>
+      </w:pPr>
+      <w:rPr>
+        <w:rFonts w:ascii="Symbol" w:hAnsi="Symbol" w:hint="default"/>
+      </w:rPr>
+    </w:lvl>
+    <w:lvl w:ilvl="4" w:tplc="0C0A0003" w:tentative="1">
+      <w:start w:val="1"/>
+      <w:numFmt w:val="bullet"/>
+      <w:lvlText w:val="o"/>
+      <w:lvlJc w:val="left"/>
+      <w:pPr>
+        <w:ind w:left="3600" w:hanging="360"/>
+      </w:pPr>
+      <w:rPr>
+        <w:rFonts w:ascii="Courier New" w:hAnsi="Courier New" w:cs="Courier New" w:hint="default"/>
+      </w:rPr>
+    </w:lvl>
+    <w:lvl w:ilvl="5" w:tplc="0C0A0005" w:tentative="1">
+      <w:start w:val="1"/>
+      <w:numFmt w:val="bullet"/>
+      <w:lvlText w:val=""/>
+      <w:lvlJc w:val="left"/>
+      <w:pPr>
+        <w:ind w:left="4320" w:hanging="360"/>
+      </w:pPr>
+      <w:rPr>
+        <w:rFonts w:ascii="Wingdings" w:hAnsi="Wingdings" w:hint="default"/>
+      </w:rPr>
+    </w:lvl>
+    <w:lvl w:ilvl="6" w:tplc="0C0A0001" w:tentative="1">
+      <w:start w:val="1"/>
+      <w:numFmt w:val="bullet"/>
+      <w:lvlText w:val=""/>
+      <w:lvlJc w:val="left"/>
+      <w:pPr>
+        <w:ind w:left="5040" w:hanging="360"/>
+      </w:pPr>
+      <w:rPr>
+        <w:rFonts w:ascii="Symbol" w:hAnsi="Symbol" w:hint="default"/>
+      </w:rPr>
+    </w:lvl>
+    <w:lvl w:ilvl="7" w:tplc="0C0A0003" w:tentative="1">
+      <w:start w:val="1"/>
+      <w:numFmt w:val="bullet"/>
+      <w:lvlText w:val="o"/>
+      <w:lvlJc w:val="left"/>
+      <w:pPr>
+        <w:ind w:left="5760" w:hanging="360"/>
+      </w:pPr>
+      <w:rPr>
+        <w:rFonts w:ascii="Courier New" w:hAnsi="Courier New" w:cs="Courier New" w:hint="default"/>
+      </w:rPr>
+    </w:lvl>
+    <w:lvl w:ilvl="8" w:tplc="0C0A0005" w:tentative="1">
+      <w:start w:val="1"/>
+      <w:numFmt w:val="bullet"/>
+      <w:lvlText w:val=""/>
+      <w:lvlJc w:val="left"/>
+      <w:pPr>
+        <w:ind w:left="6480" w:hanging="360"/>
+      </w:pPr>
+      <w:rPr>
+        <w:rFonts w:ascii="Wingdings" w:hAnsi="Wingdings" w:hint="default"/>
+      </w:rPr>
+    </w:lvl>
+  </w:abstractNum>
+  <w:abstractNum w:abstractNumId="15" w15:restartNumberingAfterBreak="0">
     <w:nsid w:val="5565510E"/>
     <w:multiLevelType w:val="hybridMultilevel"/>
     <w:tmpl w:val="F9FE2CEA"/>
@@ -5908,7 +3586,7 @@
       </w:pPr>
     </w:lvl>
   </w:abstractNum>
-  <w:abstractNum w:abstractNumId="11" w15:restartNumberingAfterBreak="0">
+  <w:abstractNum w:abstractNumId="16" w15:restartNumberingAfterBreak="0">
     <w:nsid w:val="6388353F"/>
     <w:multiLevelType w:val="hybridMultilevel"/>
     <w:tmpl w:val="E1285EA8"/>
@@ -6021,7 +3699,7 @@
       </w:rPr>
     </w:lvl>
   </w:abstractNum>
-  <w:abstractNum w:abstractNumId="12" w15:restartNumberingAfterBreak="0">
+  <w:abstractNum w:abstractNumId="17" w15:restartNumberingAfterBreak="0">
     <w:nsid w:val="706344BE"/>
     <w:multiLevelType w:val="multilevel"/>
     <w:tmpl w:val="051ECB4C"/>
@@ -6170,7 +3848,7 @@
       </w:rPr>
     </w:lvl>
   </w:abstractNum>
-  <w:abstractNum w:abstractNumId="13" w15:restartNumberingAfterBreak="0">
+  <w:abstractNum w:abstractNumId="18" w15:restartNumberingAfterBreak="0">
     <w:nsid w:val="78007CEF"/>
     <w:multiLevelType w:val="multilevel"/>
     <w:tmpl w:val="3BEAD6A8"/>
@@ -6319,7 +3997,7 @@
       </w:rPr>
     </w:lvl>
   </w:abstractNum>
-  <w:abstractNum w:abstractNumId="14" w15:restartNumberingAfterBreak="0">
+  <w:abstractNum w:abstractNumId="19" w15:restartNumberingAfterBreak="0">
     <w:nsid w:val="7FEB2485"/>
     <w:multiLevelType w:val="hybridMultilevel"/>
     <w:tmpl w:val="3F0AC49A"/>
@@ -6409,49 +4087,64 @@
     </w:lvl>
   </w:abstractNum>
   <w:num w:numId="1" w16cid:durableId="2078090925">
+    <w:abstractNumId w:val="16"/>
+  </w:num>
+  <w:num w:numId="2" w16cid:durableId="486871551">
+    <w:abstractNumId w:val="19"/>
+  </w:num>
+  <w:num w:numId="3" w16cid:durableId="1024405683">
+    <w:abstractNumId w:val="15"/>
+  </w:num>
+  <w:num w:numId="4" w16cid:durableId="698900297">
+    <w:abstractNumId w:val="12"/>
+  </w:num>
+  <w:num w:numId="5" w16cid:durableId="997003295">
+    <w:abstractNumId w:val="10"/>
+  </w:num>
+  <w:num w:numId="6" w16cid:durableId="1010260432">
+    <w:abstractNumId w:val="4"/>
+  </w:num>
+  <w:num w:numId="7" w16cid:durableId="408623388">
+    <w:abstractNumId w:val="8"/>
+  </w:num>
+  <w:num w:numId="8" w16cid:durableId="1783644790">
+    <w:abstractNumId w:val="2"/>
+  </w:num>
+  <w:num w:numId="9" w16cid:durableId="1678577158">
+    <w:abstractNumId w:val="17"/>
+  </w:num>
+  <w:num w:numId="10" w16cid:durableId="1065448238">
+    <w:abstractNumId w:val="5"/>
+  </w:num>
+  <w:num w:numId="11" w16cid:durableId="1341394738">
+    <w:abstractNumId w:val="18"/>
+  </w:num>
+  <w:num w:numId="12" w16cid:durableId="513112990">
+    <w:abstractNumId w:val="3"/>
+  </w:num>
+  <w:num w:numId="13" w16cid:durableId="341709395">
+    <w:abstractNumId w:val="6"/>
+  </w:num>
+  <w:num w:numId="14" w16cid:durableId="707679582">
+    <w:abstractNumId w:val="1"/>
+  </w:num>
+  <w:num w:numId="15" w16cid:durableId="1816946424">
+    <w:abstractNumId w:val="7"/>
+  </w:num>
+  <w:num w:numId="16" w16cid:durableId="555090324">
+    <w:abstractNumId w:val="9"/>
+  </w:num>
+  <w:num w:numId="17" w16cid:durableId="358825057">
     <w:abstractNumId w:val="11"/>
   </w:num>
-  <w:num w:numId="2" w16cid:durableId="486871551">
+  <w:num w:numId="18" w16cid:durableId="361790514">
     <w:abstractNumId w:val="14"/>
   </w:num>
-  <w:num w:numId="3" w16cid:durableId="1024405683">
-    <w:abstractNumId w:val="10"/>
-  </w:num>
-  <w:num w:numId="4" w16cid:durableId="698900297">
-    <w:abstractNumId w:val="9"/>
-  </w:num>
-  <w:num w:numId="5" w16cid:durableId="997003295">
-    <w:abstractNumId w:val="8"/>
-  </w:num>
-  <w:num w:numId="6" w16cid:durableId="1010260432">
-    <w:abstractNumId w:val="3"/>
-  </w:num>
-  <w:num w:numId="7" w16cid:durableId="408623388">
-    <w:abstractNumId w:val="7"/>
-  </w:num>
-  <w:num w:numId="8" w16cid:durableId="1783644790">
-    <w:abstractNumId w:val="1"/>
-  </w:num>
-  <w:num w:numId="9" w16cid:durableId="1678577158">
-    <w:abstractNumId w:val="12"/>
-  </w:num>
-  <w:num w:numId="10" w16cid:durableId="1065448238">
-    <w:abstractNumId w:val="4"/>
-  </w:num>
-  <w:num w:numId="11" w16cid:durableId="1341394738">
-    <w:abstractNumId w:val="13"/>
-  </w:num>
-  <w:num w:numId="12" w16cid:durableId="513112990">
-    <w:abstractNumId w:val="2"/>
-  </w:num>
-  <w:num w:numId="13" w16cid:durableId="341709395">
-    <w:abstractNumId w:val="5"/>
-  </w:num>
-  <w:num w:numId="14" w16cid:durableId="707679582">
+  <w:num w:numId="19" w16cid:durableId="262424986">
     <w:abstractNumId w:val="0"/>
   </w:num>
-  <w:num w:numId="15" w16cid:durableId="1816946424">
-    <w:abstractNumId w:val="6"/>
+  <w:num w:numId="20" w16cid:durableId="1204171881">
+    <w:abstractNumId w:val="13"/>
   </w:num>
 </w:numbering>
 </file>
@@ -7059,6 +4752,7 @@
   <w:style w:type="character" w:default="1" w:styleId="Fuentedeprrafopredeter">
     <w:name w:val="Default Paragraph Font"/>
     <w:uiPriority w:val="1"/>
+    <w:semiHidden/>
     <w:unhideWhenUsed/>
   </w:style>
   <w:style w:type="table" w:default="1" w:styleId="Tablanormal">
